--- a/lessons/3-4/downloads/reveal/teacher/3.4-session-1-prerequisite-practice-b.docx
+++ b/lessons/3-4/downloads/reveal/teacher/3.4-session-1-prerequisite-practice-b.docx
@@ -15,10 +15,28 @@
         <w:rPr>
           <w:rFonts w:ascii="Avenir Next" w:hAnsi="Avenir Next" w:cs="Avenir Next" w:eastAsia="Avenir Next"/>
           <w:color w:val="1A1A1A"/>
+          <w:sz w:val="22"/>
+          <w:szCs w:val="20"/>
+        </w:rPr>
+        <w:t xml:space="preserve">Name</w:t>
+      </w:r>
+      <w:r>
+        <w:rPr>
+          <w:rFonts w:ascii="Avenir Next" w:hAnsi="Avenir Next" w:cs="Avenir Next" w:eastAsia="Avenir Next"/>
+          <w:color w:val="1A1A1A"/>
           <w:sz w:val="20"/>
           <w:szCs w:val="20"/>
         </w:rPr>
-        <w:t xml:space="preserve">Name</w:t>
+        <w:tab/>
+      </w:r>
+      <w:r>
+        <w:rPr>
+          <w:rFonts w:ascii="Avenir Next" w:hAnsi="Avenir Next" w:cs="Avenir Next" w:eastAsia="Avenir Next"/>
+          <w:color w:val="1A1A1A"/>
+          <w:sz w:val="22"/>
+          <w:szCs w:val="20"/>
+        </w:rPr>
+        <w:t xml:space="preserve">   Date</w:t>
       </w:r>
       <w:r>
         <w:rPr>
@@ -33,25 +51,7 @@
         <w:rPr>
           <w:rFonts w:ascii="Avenir Next" w:hAnsi="Avenir Next" w:cs="Avenir Next" w:eastAsia="Avenir Next"/>
           <w:color w:val="1A1A1A"/>
-          <w:sz w:val="20"/>
-          <w:szCs w:val="20"/>
-        </w:rPr>
-        <w:t xml:space="preserve">   Date</w:t>
-      </w:r>
-      <w:r>
-        <w:rPr>
-          <w:rFonts w:ascii="Avenir Next" w:hAnsi="Avenir Next" w:cs="Avenir Next" w:eastAsia="Avenir Next"/>
-          <w:color w:val="1A1A1A"/>
-          <w:sz w:val="20"/>
-          <w:szCs w:val="20"/>
-        </w:rPr>
-        <w:tab/>
-      </w:r>
-      <w:r>
-        <w:rPr>
-          <w:rFonts w:ascii="Avenir Next" w:hAnsi="Avenir Next" w:cs="Avenir Next" w:eastAsia="Avenir Next"/>
-          <w:color w:val="1A1A1A"/>
-          <w:sz w:val="20"/>
+          <w:sz w:val="22"/>
           <w:szCs w:val="20"/>
         </w:rPr>
         <w:t xml:space="preserve">   Period</w:t>
@@ -78,7 +78,7 @@
           <w:caps/>
           <w:color w:val="003A70"/>
           <w:spacing w:val="12"/>
-          <w:sz w:val="19"/>
+          <w:sz w:val="22"/>
           <w:szCs w:val="19"/>
         </w:rPr>
         <w:t xml:space="preserve">Lesson 3-4  ·  Session 1  ·  Prerequisite Practice B  ·  Skill 1 of 2</w:t>
@@ -86,6 +86,7 @@
     </w:p>
     <w:p>
       <w:pPr>
+        <w:pStyle w:val="Heading1"/>
         <w:keepNext/>
         <w:spacing w:before="0" w:after="10" w:line="240" w:lineRule="auto"/>
       </w:pPr>
@@ -111,7 +112,7 @@
         <w:rPr>
           <w:rFonts w:ascii="Avenir Next" w:hAnsi="Avenir Next" w:cs="Avenir Next" w:eastAsia="Avenir Next"/>
           <w:color w:val="5A5F66"/>
-          <w:sz w:val="17"/>
+          <w:sz w:val="22"/>
           <w:szCs w:val="17"/>
         </w:rPr>
         <w:t xml:space="preserve">Builds on Lesson 3-3 Session 1 · 6.RP.A.3a</w:t>
@@ -154,6 +155,7 @@
           </w:tcPr>
           <w:p>
             <w:pPr>
+              <w:pStyle w:val="Heading2"/>
               <w:spacing w:before="0" w:after="0" w:line="252" w:lineRule="auto"/>
             </w:pPr>
             <w:r>
@@ -183,7 +185,7 @@
               <w:rPr>
                 <w:rFonts w:ascii="Avenir Next" w:hAnsi="Avenir Next" w:cs="Avenir Next" w:eastAsia="Avenir Next"/>
                 <w:color w:val="1A1A1A"/>
-                <w:sz w:val="20"/>
+                <w:sz w:val="22"/>
                 <w:szCs w:val="20"/>
               </w:rPr>
               <w:t xml:space="preserve">You will list Maya’s savings at $4 a week for 1, 2, 3 and 5 weeks.</w:t>
@@ -203,6 +205,7 @@
           </w:tcPr>
           <w:p>
             <w:pPr>
+              <w:pStyle w:val="Heading2"/>
               <w:spacing w:before="0" w:after="0" w:line="252" w:lineRule="auto"/>
             </w:pPr>
             <w:r>
@@ -232,7 +235,7 @@
               <w:rPr>
                 <w:rFonts w:ascii="Avenir Next" w:hAnsi="Avenir Next" w:cs="Avenir Next" w:eastAsia="Avenir Next"/>
                 <w:color w:val="1A1A1A"/>
-                <w:sz w:val="20"/>
+                <w:sz w:val="22"/>
                 <w:szCs w:val="20"/>
               </w:rPr>
               <w:t xml:space="preserve">Fill a ratio table by multiplying, like 3 weeks × $4 = $12.  </w:t>
@@ -242,7 +245,7 @@
                 <w:rFonts w:ascii="Avenir Next" w:hAnsi="Avenir Next" w:cs="Avenir Next" w:eastAsia="Avenir Next"/>
                 <w:b/>
                 <w:color w:val="1A1A1A"/>
-                <w:sz w:val="20"/>
+                <w:sz w:val="22"/>
                 <w:szCs w:val="20"/>
               </w:rPr>
               <w:t xml:space="preserve">You will use it in Practice Form A, problems 2 and 5.</w:t>
@@ -253,6 +256,7 @@
     </w:tbl>
     <w:p>
       <w:pPr>
+        <w:pStyle w:val="Heading2"/>
         <w:keepNext/>
         <w:pBdr>
           <w:bottom w:val="single" w:sz="8" w:space="3" w:color="003A70"/>
@@ -268,7 +272,7 @@
           <w:b/>
           <w:color w:val="003A70"/>
           <w:spacing w:val="14"/>
-          <w:sz w:val="19"/>
+          <w:sz w:val="22"/>
           <w:szCs w:val="19"/>
         </w:rPr>
         <w:t xml:space="preserve">STEPS TO FOLLOW</w:t>
@@ -287,7 +291,7 @@
           <w:rFonts w:ascii="Avenir Next" w:hAnsi="Avenir Next" w:cs="Avenir Next" w:eastAsia="Avenir Next"/>
           <w:i/>
           <w:color w:val="5A5F66"/>
-          <w:sz w:val="17"/>
+          <w:sz w:val="22"/>
           <w:szCs w:val="17"/>
         </w:rPr>
         <w:t xml:space="preserve">use these same steps on every problem</w:t>
@@ -329,6 +333,7 @@
           </w:tcPr>
           <w:p>
             <w:pPr>
+              <w:pStyle w:val="Heading1"/>
               <w:spacing w:before="0" w:after="0" w:line="240" w:lineRule="auto"/>
               <w:jc w:val="center"/>
             </w:pPr>
@@ -357,7 +362,7 @@
               <w:rPr>
                 <w:rFonts w:ascii="Avenir Next" w:hAnsi="Avenir Next" w:cs="Avenir Next" w:eastAsia="Avenir Next"/>
                 <w:color w:val="1A1A1A"/>
-                <w:sz w:val="21"/>
+                <w:sz w:val="22"/>
                 <w:szCs w:val="21"/>
               </w:rPr>
               <w:t xml:space="preserve">Find the </w:t>
@@ -367,7 +372,7 @@
                 <w:rFonts w:ascii="Avenir Next" w:hAnsi="Avenir Next" w:cs="Avenir Next" w:eastAsia="Avenir Next"/>
                 <w:b/>
                 <w:color w:val="1A1A1A"/>
-                <w:sz w:val="21"/>
+                <w:sz w:val="22"/>
                 <w:szCs w:val="21"/>
               </w:rPr>
               <w:t xml:space="preserve">amount for 1</w:t>
@@ -376,7 +381,7 @@
               <w:rPr>
                 <w:rFonts w:ascii="Avenir Next" w:hAnsi="Avenir Next" w:cs="Avenir Next" w:eastAsia="Avenir Next"/>
                 <w:color w:val="1A1A1A"/>
-                <w:sz w:val="21"/>
+                <w:sz w:val="22"/>
                 <w:szCs w:val="21"/>
               </w:rPr>
               <w:t xml:space="preserve">.</w:t>
@@ -395,6 +400,7 @@
           </w:tcPr>
           <w:p>
             <w:pPr>
+              <w:pStyle w:val="Heading1"/>
               <w:spacing w:before="0" w:after="0" w:line="240" w:lineRule="auto"/>
               <w:jc w:val="center"/>
             </w:pPr>
@@ -424,7 +430,7 @@
                 <w:rFonts w:ascii="Avenir Next" w:hAnsi="Avenir Next" w:cs="Avenir Next" w:eastAsia="Avenir Next"/>
                 <w:b/>
                 <w:color w:val="1A1A1A"/>
-                <w:sz w:val="21"/>
+                <w:sz w:val="22"/>
                 <w:szCs w:val="21"/>
               </w:rPr>
               <w:t xml:space="preserve">Multiply</w:t>
@@ -433,7 +439,7 @@
               <w:rPr>
                 <w:rFonts w:ascii="Avenir Next" w:hAnsi="Avenir Next" w:cs="Avenir Next" w:eastAsia="Avenir Next"/>
                 <w:color w:val="1A1A1A"/>
-                <w:sz w:val="21"/>
+                <w:sz w:val="22"/>
                 <w:szCs w:val="21"/>
               </w:rPr>
               <w:t xml:space="preserve"> it by each number of groups.</w:t>
@@ -452,6 +458,7 @@
           </w:tcPr>
           <w:p>
             <w:pPr>
+              <w:pStyle w:val="Heading1"/>
               <w:spacing w:before="0" w:after="0" w:line="240" w:lineRule="auto"/>
               <w:jc w:val="center"/>
             </w:pPr>
@@ -481,7 +488,7 @@
                 <w:rFonts w:ascii="Avenir Next" w:hAnsi="Avenir Next" w:cs="Avenir Next" w:eastAsia="Avenir Next"/>
                 <w:b/>
                 <w:color w:val="1A1A1A"/>
-                <w:sz w:val="21"/>
+                <w:sz w:val="22"/>
                 <w:szCs w:val="21"/>
               </w:rPr>
               <w:t xml:space="preserve">Write</w:t>
@@ -490,7 +497,7 @@
               <w:rPr>
                 <w:rFonts w:ascii="Avenir Next" w:hAnsi="Avenir Next" w:cs="Avenir Next" w:eastAsia="Avenir Next"/>
                 <w:color w:val="1A1A1A"/>
-                <w:sz w:val="21"/>
+                <w:sz w:val="22"/>
                 <w:szCs w:val="21"/>
               </w:rPr>
               <w:t xml:space="preserve"> each product in the table.</w:t>
@@ -501,6 +508,7 @@
     </w:tbl>
     <w:p>
       <w:pPr>
+        <w:pStyle w:val="Heading2"/>
         <w:keepNext/>
         <w:pBdr>
           <w:bottom w:val="single" w:sz="8" w:space="3" w:color="003A70"/>
@@ -516,7 +524,7 @@
           <w:b/>
           <w:color w:val="003A70"/>
           <w:spacing w:val="14"/>
-          <w:sz w:val="19"/>
+          <w:sz w:val="22"/>
           <w:szCs w:val="19"/>
         </w:rPr>
         <w:t xml:space="preserve">WATCH ME</w:t>
@@ -535,7 +543,7 @@
           <w:rFonts w:ascii="Avenir Next" w:hAnsi="Avenir Next" w:cs="Avenir Next" w:eastAsia="Avenir Next"/>
           <w:i/>
           <w:color w:val="5A5F66"/>
-          <w:sz w:val="17"/>
+          <w:sz w:val="22"/>
           <w:szCs w:val="17"/>
         </w:rPr>
         <w:t xml:space="preserve">the steps in action</w:t>
@@ -550,7 +558,7 @@
           <w:rFonts w:ascii="Avenir Next" w:hAnsi="Avenir Next" w:cs="Avenir Next" w:eastAsia="Avenir Next"/>
           <w:b/>
           <w:color w:val="1A1A1A"/>
-          <w:sz w:val="21"/>
+          <w:sz w:val="22"/>
           <w:szCs w:val="21"/>
         </w:rPr>
         <w:t xml:space="preserve">Each pack has 4 juice boxes. Find the juice boxes in 2, 3 and 5 packs.</w:t>
@@ -569,25 +577,25 @@
           <w:rFonts w:ascii="Avenir Next" w:hAnsi="Avenir Next" w:cs="Avenir Next" w:eastAsia="Avenir Next"/>
           <w:b/>
           <w:color w:val="003A70"/>
+          <w:sz w:val="22"/>
+          <w:szCs w:val="19"/>
+        </w:rPr>
+        <w:t xml:space="preserve">Step 1</w:t>
+      </w:r>
+      <w:r>
+        <w:rPr>
+          <w:rFonts w:ascii="Avenir Next" w:hAnsi="Avenir Next" w:cs="Avenir Next" w:eastAsia="Avenir Next"/>
+          <w:color w:val="1A1A1A"/>
           <w:sz w:val="19"/>
           <w:szCs w:val="19"/>
         </w:rPr>
-        <w:t xml:space="preserve">Step 1</w:t>
-      </w:r>
-      <w:r>
-        <w:rPr>
-          <w:rFonts w:ascii="Avenir Next" w:hAnsi="Avenir Next" w:cs="Avenir Next" w:eastAsia="Avenir Next"/>
-          <w:color w:val="1A1A1A"/>
-          <w:sz w:val="19"/>
-          <w:szCs w:val="19"/>
-        </w:rPr>
         <w:tab/>
       </w:r>
       <w:r>
         <w:rPr>
           <w:rFonts w:ascii="Avenir Next" w:hAnsi="Avenir Next" w:cs="Avenir Next" w:eastAsia="Avenir Next"/>
           <w:color w:val="1A1A1A"/>
-          <w:sz w:val="21"/>
+          <w:sz w:val="22"/>
           <w:szCs w:val="21"/>
         </w:rPr>
         <w:t xml:space="preserve">1 pack has 4 boxes.</w:t>
@@ -606,25 +614,25 @@
           <w:rFonts w:ascii="Avenir Next" w:hAnsi="Avenir Next" w:cs="Avenir Next" w:eastAsia="Avenir Next"/>
           <w:b/>
           <w:color w:val="003A70"/>
+          <w:sz w:val="22"/>
+          <w:szCs w:val="19"/>
+        </w:rPr>
+        <w:t xml:space="preserve">Step 2</w:t>
+      </w:r>
+      <w:r>
+        <w:rPr>
+          <w:rFonts w:ascii="Avenir Next" w:hAnsi="Avenir Next" w:cs="Avenir Next" w:eastAsia="Avenir Next"/>
+          <w:color w:val="1A1A1A"/>
           <w:sz w:val="19"/>
           <w:szCs w:val="19"/>
         </w:rPr>
-        <w:t xml:space="preserve">Step 2</w:t>
-      </w:r>
-      <w:r>
-        <w:rPr>
-          <w:rFonts w:ascii="Avenir Next" w:hAnsi="Avenir Next" w:cs="Avenir Next" w:eastAsia="Avenir Next"/>
-          <w:color w:val="1A1A1A"/>
-          <w:sz w:val="19"/>
-          <w:szCs w:val="19"/>
-        </w:rPr>
         <w:tab/>
       </w:r>
       <w:r>
         <w:rPr>
           <w:rFonts w:ascii="Avenir Next" w:hAnsi="Avenir Next" w:cs="Avenir Next" w:eastAsia="Avenir Next"/>
           <w:color w:val="1A1A1A"/>
-          <w:sz w:val="21"/>
+          <w:sz w:val="22"/>
           <w:szCs w:val="21"/>
         </w:rPr>
         <w:t xml:space="preserve">2 × 4 = 8, 3 × 4 = 12, 5 × 4 = 20.</w:t>
@@ -643,25 +651,25 @@
           <w:rFonts w:ascii="Avenir Next" w:hAnsi="Avenir Next" w:cs="Avenir Next" w:eastAsia="Avenir Next"/>
           <w:b/>
           <w:color w:val="003A70"/>
+          <w:sz w:val="22"/>
+          <w:szCs w:val="19"/>
+        </w:rPr>
+        <w:t xml:space="preserve">Step 3</w:t>
+      </w:r>
+      <w:r>
+        <w:rPr>
+          <w:rFonts w:ascii="Avenir Next" w:hAnsi="Avenir Next" w:cs="Avenir Next" w:eastAsia="Avenir Next"/>
+          <w:color w:val="1A1A1A"/>
           <w:sz w:val="19"/>
           <w:szCs w:val="19"/>
         </w:rPr>
-        <w:t xml:space="preserve">Step 3</w:t>
-      </w:r>
-      <w:r>
-        <w:rPr>
-          <w:rFonts w:ascii="Avenir Next" w:hAnsi="Avenir Next" w:cs="Avenir Next" w:eastAsia="Avenir Next"/>
-          <w:color w:val="1A1A1A"/>
-          <w:sz w:val="19"/>
-          <w:szCs w:val="19"/>
-        </w:rPr>
         <w:tab/>
       </w:r>
       <w:r>
         <w:rPr>
           <w:rFonts w:ascii="Avenir Next" w:hAnsi="Avenir Next" w:cs="Avenir Next" w:eastAsia="Avenir Next"/>
           <w:color w:val="1A1A1A"/>
-          <w:sz w:val="21"/>
+          <w:sz w:val="22"/>
           <w:szCs w:val="21"/>
         </w:rPr>
         <w:t xml:space="preserve">Table: 4, 8, 12, 20.</w:t>
@@ -680,18 +688,18 @@
           <w:rFonts w:ascii="Avenir Next" w:hAnsi="Avenir Next" w:cs="Avenir Next" w:eastAsia="Avenir Next"/>
           <w:b/>
           <w:color w:val="1A1A1A"/>
+          <w:sz w:val="22"/>
+          <w:szCs w:val="21"/>
+        </w:rPr>
+        <w:t xml:space="preserve">Answer</w:t>
+      </w:r>
+      <w:r>
+        <w:rPr>
+          <w:rFonts w:ascii="Avenir Next" w:hAnsi="Avenir Next" w:cs="Avenir Next" w:eastAsia="Avenir Next"/>
+          <w:color w:val="1A1A1A"/>
           <w:sz w:val="21"/>
           <w:szCs w:val="21"/>
         </w:rPr>
-        <w:t xml:space="preserve">Answer</w:t>
-      </w:r>
-      <w:r>
-        <w:rPr>
-          <w:rFonts w:ascii="Avenir Next" w:hAnsi="Avenir Next" w:cs="Avenir Next" w:eastAsia="Avenir Next"/>
-          <w:color w:val="1A1A1A"/>
-          <w:sz w:val="21"/>
-          <w:szCs w:val="21"/>
-        </w:rPr>
         <w:tab/>
       </w:r>
       <w:r>
@@ -699,7 +707,7 @@
           <w:rFonts w:ascii="Avenir Next" w:hAnsi="Avenir Next" w:cs="Avenir Next" w:eastAsia="Avenir Next"/>
           <w:b/>
           <w:color w:val="1A1A1A"/>
-          <w:sz w:val="21"/>
+          <w:sz w:val="22"/>
           <w:szCs w:val="21"/>
         </w:rPr>
         <w:t xml:space="preserve">8, 12 and 20 juice boxes</w:t>
@@ -707,6 +715,7 @@
     </w:p>
     <w:p>
       <w:pPr>
+        <w:pStyle w:val="Heading2"/>
         <w:keepNext/>
         <w:pBdr>
           <w:bottom w:val="single" w:sz="8" w:space="3" w:color="003A70"/>
@@ -722,7 +731,7 @@
           <w:b/>
           <w:color w:val="003A70"/>
           <w:spacing w:val="14"/>
-          <w:sz w:val="19"/>
+          <w:sz w:val="22"/>
           <w:szCs w:val="19"/>
         </w:rPr>
         <w:t xml:space="preserve">TRY IT WITH HELP</w:t>
@@ -741,7 +750,7 @@
           <w:rFonts w:ascii="Avenir Next" w:hAnsi="Avenir Next" w:cs="Avenir Next" w:eastAsia="Avenir Next"/>
           <w:i/>
           <w:color w:val="5A5F66"/>
-          <w:sz w:val="17"/>
+          <w:sz w:val="22"/>
           <w:szCs w:val="17"/>
         </w:rPr>
         <w:t xml:space="preserve">fill in each step</w:t>
@@ -799,35 +808,35 @@
           <w:rFonts w:ascii="Avenir Next" w:hAnsi="Avenir Next" w:cs="Avenir Next" w:eastAsia="Avenir Next"/>
           <w:b/>
           <w:color w:val="003A70"/>
+          <w:sz w:val="22"/>
+          <w:szCs w:val="18"/>
+        </w:rPr>
+        <w:t xml:space="preserve">Step 1</w:t>
+      </w:r>
+      <w:r>
+        <w:rPr>
+          <w:rFonts w:ascii="Avenir Next" w:hAnsi="Avenir Next" w:cs="Avenir Next" w:eastAsia="Avenir Next"/>
+          <w:color w:val="1A1A1A"/>
           <w:sz w:val="18"/>
           <w:szCs w:val="18"/>
         </w:rPr>
-        <w:t xml:space="preserve">Step 1</w:t>
-      </w:r>
-      <w:r>
-        <w:rPr>
-          <w:rFonts w:ascii="Avenir Next" w:hAnsi="Avenir Next" w:cs="Avenir Next" w:eastAsia="Avenir Next"/>
-          <w:color w:val="1A1A1A"/>
-          <w:sz w:val="18"/>
-          <w:szCs w:val="18"/>
-        </w:rPr>
         <w:tab/>
       </w:r>
       <w:r>
         <w:rPr>
           <w:rFonts w:ascii="Avenir Next" w:hAnsi="Avenir Next" w:cs="Avenir Next" w:eastAsia="Avenir Next"/>
           <w:color w:val="1A1A1A"/>
+          <w:sz w:val="22"/>
+          <w:szCs w:val="21"/>
+        </w:rPr>
+        <w:t xml:space="preserve">1 box has </w:t>
+      </w:r>
+      <w:r>
+        <w:rPr>
+          <w:rFonts w:ascii="Avenir Next" w:hAnsi="Avenir Next" w:cs="Avenir Next" w:eastAsia="Avenir Next"/>
+          <w:color w:val="1A1A1A"/>
           <w:sz w:val="21"/>
           <w:szCs w:val="21"/>
-        </w:rPr>
-        <w:t xml:space="preserve">1 box has </w:t>
-      </w:r>
-      <w:r>
-        <w:rPr>
-          <w:rFonts w:ascii="Avenir Next" w:hAnsi="Avenir Next" w:cs="Avenir Next" w:eastAsia="Avenir Next"/>
-          <w:color w:val="1A1A1A"/>
-          <w:sz w:val="21"/>
-          <w:szCs w:val="21"/>
           <w:u w:val="single"/>
         </w:rPr>
         <w:t xml:space="preserve">                </w:t>
@@ -836,7 +845,7 @@
         <w:rPr>
           <w:rFonts w:ascii="Avenir Next" w:hAnsi="Avenir Next" w:cs="Avenir Next" w:eastAsia="Avenir Next"/>
           <w:color w:val="1A1A1A"/>
-          <w:sz w:val="21"/>
+          <w:sz w:val="22"/>
           <w:szCs w:val="21"/>
         </w:rPr>
         <w:t xml:space="preserve"> crayons.</w:t>
@@ -856,28 +865,47 @@
           <w:rFonts w:ascii="Avenir Next" w:hAnsi="Avenir Next" w:cs="Avenir Next" w:eastAsia="Avenir Next"/>
           <w:b/>
           <w:color w:val="003A70"/>
+          <w:sz w:val="22"/>
+          <w:szCs w:val="18"/>
+        </w:rPr>
+        <w:t xml:space="preserve">Step 2</w:t>
+      </w:r>
+      <w:r>
+        <w:rPr>
+          <w:rFonts w:ascii="Avenir Next" w:hAnsi="Avenir Next" w:cs="Avenir Next" w:eastAsia="Avenir Next"/>
+          <w:color w:val="1A1A1A"/>
           <w:sz w:val="18"/>
           <w:szCs w:val="18"/>
         </w:rPr>
-        <w:t xml:space="preserve">Step 2</w:t>
-      </w:r>
-      <w:r>
-        <w:rPr>
-          <w:rFonts w:ascii="Avenir Next" w:hAnsi="Avenir Next" w:cs="Avenir Next" w:eastAsia="Avenir Next"/>
-          <w:color w:val="1A1A1A"/>
-          <w:sz w:val="18"/>
-          <w:szCs w:val="18"/>
-        </w:rPr>
         <w:tab/>
       </w:r>
       <w:r>
         <w:rPr>
           <w:rFonts w:ascii="Avenir Next" w:hAnsi="Avenir Next" w:cs="Avenir Next" w:eastAsia="Avenir Next"/>
           <w:color w:val="1A1A1A"/>
+          <w:sz w:val="22"/>
+          <w:szCs w:val="21"/>
+        </w:rPr>
+        <w:t xml:space="preserve">2 × 6 = </w:t>
+      </w:r>
+      <w:r>
+        <w:rPr>
+          <w:rFonts w:ascii="Avenir Next" w:hAnsi="Avenir Next" w:cs="Avenir Next" w:eastAsia="Avenir Next"/>
+          <w:color w:val="1A1A1A"/>
           <w:sz w:val="21"/>
           <w:szCs w:val="21"/>
-        </w:rPr>
-        <w:t xml:space="preserve">2 × 6 = </w:t>
+          <w:u w:val="single"/>
+        </w:rPr>
+        <w:t xml:space="preserve">                </w:t>
+      </w:r>
+      <w:r>
+        <w:rPr>
+          <w:rFonts w:ascii="Avenir Next" w:hAnsi="Avenir Next" w:cs="Avenir Next" w:eastAsia="Avenir Next"/>
+          <w:color w:val="1A1A1A"/>
+          <w:sz w:val="22"/>
+          <w:szCs w:val="21"/>
+        </w:rPr>
+        <w:t xml:space="preserve">, 3 × 6 = </w:t>
       </w:r>
       <w:r>
         <w:rPr>
@@ -893,17 +921,17 @@
         <w:rPr>
           <w:rFonts w:ascii="Avenir Next" w:hAnsi="Avenir Next" w:cs="Avenir Next" w:eastAsia="Avenir Next"/>
           <w:color w:val="1A1A1A"/>
+          <w:sz w:val="22"/>
+          <w:szCs w:val="21"/>
+        </w:rPr>
+        <w:t xml:space="preserve">, 5 × 6 = </w:t>
+      </w:r>
+      <w:r>
+        <w:rPr>
+          <w:rFonts w:ascii="Avenir Next" w:hAnsi="Avenir Next" w:cs="Avenir Next" w:eastAsia="Avenir Next"/>
+          <w:color w:val="1A1A1A"/>
           <w:sz w:val="21"/>
           <w:szCs w:val="21"/>
-        </w:rPr>
-        <w:t xml:space="preserve">, 3 × 6 = </w:t>
-      </w:r>
-      <w:r>
-        <w:rPr>
-          <w:rFonts w:ascii="Avenir Next" w:hAnsi="Avenir Next" w:cs="Avenir Next" w:eastAsia="Avenir Next"/>
-          <w:color w:val="1A1A1A"/>
-          <w:sz w:val="21"/>
-          <w:szCs w:val="21"/>
           <w:u w:val="single"/>
         </w:rPr>
         <w:t xml:space="preserve">                </w:t>
@@ -912,26 +940,7 @@
         <w:rPr>
           <w:rFonts w:ascii="Avenir Next" w:hAnsi="Avenir Next" w:cs="Avenir Next" w:eastAsia="Avenir Next"/>
           <w:color w:val="1A1A1A"/>
-          <w:sz w:val="21"/>
-          <w:szCs w:val="21"/>
-        </w:rPr>
-        <w:t xml:space="preserve">, 5 × 6 = </w:t>
-      </w:r>
-      <w:r>
-        <w:rPr>
-          <w:rFonts w:ascii="Avenir Next" w:hAnsi="Avenir Next" w:cs="Avenir Next" w:eastAsia="Avenir Next"/>
-          <w:color w:val="1A1A1A"/>
-          <w:sz w:val="21"/>
-          <w:szCs w:val="21"/>
-          <w:u w:val="single"/>
-        </w:rPr>
-        <w:t xml:space="preserve">                </w:t>
-      </w:r>
-      <w:r>
-        <w:rPr>
-          <w:rFonts w:ascii="Avenir Next" w:hAnsi="Avenir Next" w:cs="Avenir Next" w:eastAsia="Avenir Next"/>
-          <w:color w:val="1A1A1A"/>
-          <w:sz w:val="21"/>
+          <w:sz w:val="22"/>
           <w:szCs w:val="21"/>
         </w:rPr>
         <w:t xml:space="preserve">.</w:t>
@@ -951,28 +960,47 @@
           <w:rFonts w:ascii="Avenir Next" w:hAnsi="Avenir Next" w:cs="Avenir Next" w:eastAsia="Avenir Next"/>
           <w:b/>
           <w:color w:val="003A70"/>
+          <w:sz w:val="22"/>
+          <w:szCs w:val="18"/>
+        </w:rPr>
+        <w:t xml:space="preserve">Step 3</w:t>
+      </w:r>
+      <w:r>
+        <w:rPr>
+          <w:rFonts w:ascii="Avenir Next" w:hAnsi="Avenir Next" w:cs="Avenir Next" w:eastAsia="Avenir Next"/>
+          <w:color w:val="1A1A1A"/>
           <w:sz w:val="18"/>
           <w:szCs w:val="18"/>
         </w:rPr>
-        <w:t xml:space="preserve">Step 3</w:t>
-      </w:r>
-      <w:r>
-        <w:rPr>
-          <w:rFonts w:ascii="Avenir Next" w:hAnsi="Avenir Next" w:cs="Avenir Next" w:eastAsia="Avenir Next"/>
-          <w:color w:val="1A1A1A"/>
-          <w:sz w:val="18"/>
-          <w:szCs w:val="18"/>
-        </w:rPr>
         <w:tab/>
       </w:r>
       <w:r>
         <w:rPr>
           <w:rFonts w:ascii="Avenir Next" w:hAnsi="Avenir Next" w:cs="Avenir Next" w:eastAsia="Avenir Next"/>
           <w:color w:val="1A1A1A"/>
+          <w:sz w:val="22"/>
+          <w:szCs w:val="21"/>
+        </w:rPr>
+        <w:t xml:space="preserve">Table: 6, </w:t>
+      </w:r>
+      <w:r>
+        <w:rPr>
+          <w:rFonts w:ascii="Avenir Next" w:hAnsi="Avenir Next" w:cs="Avenir Next" w:eastAsia="Avenir Next"/>
+          <w:color w:val="1A1A1A"/>
           <w:sz w:val="21"/>
           <w:szCs w:val="21"/>
-        </w:rPr>
-        <w:t xml:space="preserve">Table: 6, </w:t>
+          <w:u w:val="single"/>
+        </w:rPr>
+        <w:t xml:space="preserve">                </w:t>
+      </w:r>
+      <w:r>
+        <w:rPr>
+          <w:rFonts w:ascii="Avenir Next" w:hAnsi="Avenir Next" w:cs="Avenir Next" w:eastAsia="Avenir Next"/>
+          <w:color w:val="1A1A1A"/>
+          <w:sz w:val="22"/>
+          <w:szCs w:val="21"/>
+        </w:rPr>
+        <w:t xml:space="preserve">, </w:t>
       </w:r>
       <w:r>
         <w:rPr>
@@ -988,26 +1016,7 @@
         <w:rPr>
           <w:rFonts w:ascii="Avenir Next" w:hAnsi="Avenir Next" w:cs="Avenir Next" w:eastAsia="Avenir Next"/>
           <w:color w:val="1A1A1A"/>
-          <w:sz w:val="21"/>
-          <w:szCs w:val="21"/>
-        </w:rPr>
-        <w:t xml:space="preserve">, </w:t>
-      </w:r>
-      <w:r>
-        <w:rPr>
-          <w:rFonts w:ascii="Avenir Next" w:hAnsi="Avenir Next" w:cs="Avenir Next" w:eastAsia="Avenir Next"/>
-          <w:color w:val="1A1A1A"/>
-          <w:sz w:val="21"/>
-          <w:szCs w:val="21"/>
-          <w:u w:val="single"/>
-        </w:rPr>
-        <w:t xml:space="preserve">                </w:t>
-      </w:r>
-      <w:r>
-        <w:rPr>
-          <w:rFonts w:ascii="Avenir Next" w:hAnsi="Avenir Next" w:cs="Avenir Next" w:eastAsia="Avenir Next"/>
-          <w:color w:val="1A1A1A"/>
-          <w:sz w:val="21"/>
+          <w:sz w:val="22"/>
           <w:szCs w:val="21"/>
         </w:rPr>
         <w:t xml:space="preserve">, </w:t>
@@ -1080,35 +1089,35 @@
           <w:rFonts w:ascii="Avenir Next" w:hAnsi="Avenir Next" w:cs="Avenir Next" w:eastAsia="Avenir Next"/>
           <w:b/>
           <w:color w:val="003A70"/>
+          <w:sz w:val="22"/>
+          <w:szCs w:val="18"/>
+        </w:rPr>
+        <w:t xml:space="preserve">Step 1</w:t>
+      </w:r>
+      <w:r>
+        <w:rPr>
+          <w:rFonts w:ascii="Avenir Next" w:hAnsi="Avenir Next" w:cs="Avenir Next" w:eastAsia="Avenir Next"/>
+          <w:color w:val="1A1A1A"/>
           <w:sz w:val="18"/>
           <w:szCs w:val="18"/>
         </w:rPr>
-        <w:t xml:space="preserve">Step 1</w:t>
-      </w:r>
-      <w:r>
-        <w:rPr>
-          <w:rFonts w:ascii="Avenir Next" w:hAnsi="Avenir Next" w:cs="Avenir Next" w:eastAsia="Avenir Next"/>
-          <w:color w:val="1A1A1A"/>
-          <w:sz w:val="18"/>
-          <w:szCs w:val="18"/>
-        </w:rPr>
         <w:tab/>
       </w:r>
       <w:r>
         <w:rPr>
           <w:rFonts w:ascii="Avenir Next" w:hAnsi="Avenir Next" w:cs="Avenir Next" w:eastAsia="Avenir Next"/>
           <w:color w:val="1A1A1A"/>
+          <w:sz w:val="22"/>
+          <w:szCs w:val="21"/>
+        </w:rPr>
+        <w:t xml:space="preserve">1 hour is </w:t>
+      </w:r>
+      <w:r>
+        <w:rPr>
+          <w:rFonts w:ascii="Avenir Next" w:hAnsi="Avenir Next" w:cs="Avenir Next" w:eastAsia="Avenir Next"/>
+          <w:color w:val="1A1A1A"/>
           <w:sz w:val="21"/>
           <w:szCs w:val="21"/>
-        </w:rPr>
-        <w:t xml:space="preserve">1 hour is </w:t>
-      </w:r>
-      <w:r>
-        <w:rPr>
-          <w:rFonts w:ascii="Avenir Next" w:hAnsi="Avenir Next" w:cs="Avenir Next" w:eastAsia="Avenir Next"/>
-          <w:color w:val="1A1A1A"/>
-          <w:sz w:val="21"/>
-          <w:szCs w:val="21"/>
           <w:u w:val="single"/>
         </w:rPr>
         <w:t xml:space="preserve">                </w:t>
@@ -1117,7 +1126,7 @@
         <w:rPr>
           <w:rFonts w:ascii="Avenir Next" w:hAnsi="Avenir Next" w:cs="Avenir Next" w:eastAsia="Avenir Next"/>
           <w:color w:val="1A1A1A"/>
-          <w:sz w:val="21"/>
+          <w:sz w:val="22"/>
           <w:szCs w:val="21"/>
         </w:rPr>
         <w:t xml:space="preserve"> miles.</w:t>
@@ -1137,28 +1146,47 @@
           <w:rFonts w:ascii="Avenir Next" w:hAnsi="Avenir Next" w:cs="Avenir Next" w:eastAsia="Avenir Next"/>
           <w:b/>
           <w:color w:val="003A70"/>
+          <w:sz w:val="22"/>
+          <w:szCs w:val="18"/>
+        </w:rPr>
+        <w:t xml:space="preserve">Step 2</w:t>
+      </w:r>
+      <w:r>
+        <w:rPr>
+          <w:rFonts w:ascii="Avenir Next" w:hAnsi="Avenir Next" w:cs="Avenir Next" w:eastAsia="Avenir Next"/>
+          <w:color w:val="1A1A1A"/>
           <w:sz w:val="18"/>
           <w:szCs w:val="18"/>
         </w:rPr>
-        <w:t xml:space="preserve">Step 2</w:t>
-      </w:r>
-      <w:r>
-        <w:rPr>
-          <w:rFonts w:ascii="Avenir Next" w:hAnsi="Avenir Next" w:cs="Avenir Next" w:eastAsia="Avenir Next"/>
-          <w:color w:val="1A1A1A"/>
-          <w:sz w:val="18"/>
-          <w:szCs w:val="18"/>
-        </w:rPr>
         <w:tab/>
       </w:r>
       <w:r>
         <w:rPr>
           <w:rFonts w:ascii="Avenir Next" w:hAnsi="Avenir Next" w:cs="Avenir Next" w:eastAsia="Avenir Next"/>
           <w:color w:val="1A1A1A"/>
+          <w:sz w:val="22"/>
+          <w:szCs w:val="21"/>
+        </w:rPr>
+        <w:t xml:space="preserve">2 × 3 = </w:t>
+      </w:r>
+      <w:r>
+        <w:rPr>
+          <w:rFonts w:ascii="Avenir Next" w:hAnsi="Avenir Next" w:cs="Avenir Next" w:eastAsia="Avenir Next"/>
+          <w:color w:val="1A1A1A"/>
           <w:sz w:val="21"/>
           <w:szCs w:val="21"/>
-        </w:rPr>
-        <w:t xml:space="preserve">2 × 3 = </w:t>
+          <w:u w:val="single"/>
+        </w:rPr>
+        <w:t xml:space="preserve">                </w:t>
+      </w:r>
+      <w:r>
+        <w:rPr>
+          <w:rFonts w:ascii="Avenir Next" w:hAnsi="Avenir Next" w:cs="Avenir Next" w:eastAsia="Avenir Next"/>
+          <w:color w:val="1A1A1A"/>
+          <w:sz w:val="22"/>
+          <w:szCs w:val="21"/>
+        </w:rPr>
+        <w:t xml:space="preserve">, 4 × 3 = </w:t>
       </w:r>
       <w:r>
         <w:rPr>
@@ -1174,17 +1202,17 @@
         <w:rPr>
           <w:rFonts w:ascii="Avenir Next" w:hAnsi="Avenir Next" w:cs="Avenir Next" w:eastAsia="Avenir Next"/>
           <w:color w:val="1A1A1A"/>
+          <w:sz w:val="22"/>
+          <w:szCs w:val="21"/>
+        </w:rPr>
+        <w:t xml:space="preserve">, 6 × 3 = </w:t>
+      </w:r>
+      <w:r>
+        <w:rPr>
+          <w:rFonts w:ascii="Avenir Next" w:hAnsi="Avenir Next" w:cs="Avenir Next" w:eastAsia="Avenir Next"/>
+          <w:color w:val="1A1A1A"/>
           <w:sz w:val="21"/>
           <w:szCs w:val="21"/>
-        </w:rPr>
-        <w:t xml:space="preserve">, 4 × 3 = </w:t>
-      </w:r>
-      <w:r>
-        <w:rPr>
-          <w:rFonts w:ascii="Avenir Next" w:hAnsi="Avenir Next" w:cs="Avenir Next" w:eastAsia="Avenir Next"/>
-          <w:color w:val="1A1A1A"/>
-          <w:sz w:val="21"/>
-          <w:szCs w:val="21"/>
           <w:u w:val="single"/>
         </w:rPr>
         <w:t xml:space="preserve">                </w:t>
@@ -1193,26 +1221,7 @@
         <w:rPr>
           <w:rFonts w:ascii="Avenir Next" w:hAnsi="Avenir Next" w:cs="Avenir Next" w:eastAsia="Avenir Next"/>
           <w:color w:val="1A1A1A"/>
-          <w:sz w:val="21"/>
-          <w:szCs w:val="21"/>
-        </w:rPr>
-        <w:t xml:space="preserve">, 6 × 3 = </w:t>
-      </w:r>
-      <w:r>
-        <w:rPr>
-          <w:rFonts w:ascii="Avenir Next" w:hAnsi="Avenir Next" w:cs="Avenir Next" w:eastAsia="Avenir Next"/>
-          <w:color w:val="1A1A1A"/>
-          <w:sz w:val="21"/>
-          <w:szCs w:val="21"/>
-          <w:u w:val="single"/>
-        </w:rPr>
-        <w:t xml:space="preserve">                </w:t>
-      </w:r>
-      <w:r>
-        <w:rPr>
-          <w:rFonts w:ascii="Avenir Next" w:hAnsi="Avenir Next" w:cs="Avenir Next" w:eastAsia="Avenir Next"/>
-          <w:color w:val="1A1A1A"/>
-          <w:sz w:val="21"/>
+          <w:sz w:val="22"/>
           <w:szCs w:val="21"/>
         </w:rPr>
         <w:t xml:space="preserve">.</w:t>
@@ -1232,28 +1241,47 @@
           <w:rFonts w:ascii="Avenir Next" w:hAnsi="Avenir Next" w:cs="Avenir Next" w:eastAsia="Avenir Next"/>
           <w:b/>
           <w:color w:val="003A70"/>
+          <w:sz w:val="22"/>
+          <w:szCs w:val="18"/>
+        </w:rPr>
+        <w:t xml:space="preserve">Step 3</w:t>
+      </w:r>
+      <w:r>
+        <w:rPr>
+          <w:rFonts w:ascii="Avenir Next" w:hAnsi="Avenir Next" w:cs="Avenir Next" w:eastAsia="Avenir Next"/>
+          <w:color w:val="1A1A1A"/>
           <w:sz w:val="18"/>
           <w:szCs w:val="18"/>
         </w:rPr>
-        <w:t xml:space="preserve">Step 3</w:t>
-      </w:r>
-      <w:r>
-        <w:rPr>
-          <w:rFonts w:ascii="Avenir Next" w:hAnsi="Avenir Next" w:cs="Avenir Next" w:eastAsia="Avenir Next"/>
-          <w:color w:val="1A1A1A"/>
-          <w:sz w:val="18"/>
-          <w:szCs w:val="18"/>
-        </w:rPr>
         <w:tab/>
       </w:r>
       <w:r>
         <w:rPr>
           <w:rFonts w:ascii="Avenir Next" w:hAnsi="Avenir Next" w:cs="Avenir Next" w:eastAsia="Avenir Next"/>
           <w:color w:val="1A1A1A"/>
+          <w:sz w:val="22"/>
+          <w:szCs w:val="21"/>
+        </w:rPr>
+        <w:t xml:space="preserve">Table: 3, </w:t>
+      </w:r>
+      <w:r>
+        <w:rPr>
+          <w:rFonts w:ascii="Avenir Next" w:hAnsi="Avenir Next" w:cs="Avenir Next" w:eastAsia="Avenir Next"/>
+          <w:color w:val="1A1A1A"/>
           <w:sz w:val="21"/>
           <w:szCs w:val="21"/>
-        </w:rPr>
-        <w:t xml:space="preserve">Table: 3, </w:t>
+          <w:u w:val="single"/>
+        </w:rPr>
+        <w:t xml:space="preserve">                </w:t>
+      </w:r>
+      <w:r>
+        <w:rPr>
+          <w:rFonts w:ascii="Avenir Next" w:hAnsi="Avenir Next" w:cs="Avenir Next" w:eastAsia="Avenir Next"/>
+          <w:color w:val="1A1A1A"/>
+          <w:sz w:val="22"/>
+          <w:szCs w:val="21"/>
+        </w:rPr>
+        <w:t xml:space="preserve">, </w:t>
       </w:r>
       <w:r>
         <w:rPr>
@@ -1269,40 +1297,21 @@
         <w:rPr>
           <w:rFonts w:ascii="Avenir Next" w:hAnsi="Avenir Next" w:cs="Avenir Next" w:eastAsia="Avenir Next"/>
           <w:color w:val="1A1A1A"/>
+          <w:sz w:val="22"/>
+          <w:szCs w:val="21"/>
+        </w:rPr>
+        <w:t xml:space="preserve">, </w:t>
+      </w:r>
+      <w:r>
+        <w:rPr>
+          <w:rFonts w:ascii="Avenir Next" w:hAnsi="Avenir Next" w:cs="Avenir Next" w:eastAsia="Avenir Next"/>
+          <w:color w:val="1A1A1A"/>
           <w:sz w:val="21"/>
           <w:szCs w:val="21"/>
-        </w:rPr>
-        <w:t xml:space="preserve">, </w:t>
-      </w:r>
-      <w:r>
-        <w:rPr>
-          <w:rFonts w:ascii="Avenir Next" w:hAnsi="Avenir Next" w:cs="Avenir Next" w:eastAsia="Avenir Next"/>
-          <w:color w:val="1A1A1A"/>
-          <w:sz w:val="21"/>
-          <w:szCs w:val="21"/>
           <w:u w:val="single"/>
         </w:rPr>
         <w:t xml:space="preserve">                </w:t>
       </w:r>
-      <w:r>
-        <w:rPr>
-          <w:rFonts w:ascii="Avenir Next" w:hAnsi="Avenir Next" w:cs="Avenir Next" w:eastAsia="Avenir Next"/>
-          <w:color w:val="1A1A1A"/>
-          <w:sz w:val="21"/>
-          <w:szCs w:val="21"/>
-        </w:rPr>
-        <w:t xml:space="preserve">, </w:t>
-      </w:r>
-      <w:r>
-        <w:rPr>
-          <w:rFonts w:ascii="Avenir Next" w:hAnsi="Avenir Next" w:cs="Avenir Next" w:eastAsia="Avenir Next"/>
-          <w:color w:val="1A1A1A"/>
-          <w:sz w:val="21"/>
-          <w:szCs w:val="21"/>
-          <w:u w:val="single"/>
-        </w:rPr>
-        <w:t xml:space="preserve">                </w:t>
-      </w:r>
     </w:p>
     <w:p>
       <w:pPr>
@@ -1311,6 +1320,7 @@
     </w:p>
     <w:p>
       <w:pPr>
+        <w:pStyle w:val="Heading2"/>
         <w:keepNext/>
         <w:pBdr>
           <w:bottom w:val="single" w:sz="8" w:space="3" w:color="003A70"/>
@@ -1326,7 +1336,7 @@
           <w:b/>
           <w:color w:val="003A70"/>
           <w:spacing w:val="14"/>
-          <w:sz w:val="19"/>
+          <w:sz w:val="22"/>
           <w:szCs w:val="19"/>
         </w:rPr>
         <w:t xml:space="preserve">YOUR TURN</w:t>
@@ -1345,7 +1355,7 @@
           <w:rFonts w:ascii="Avenir Next" w:hAnsi="Avenir Next" w:cs="Avenir Next" w:eastAsia="Avenir Next"/>
           <w:i/>
           <w:color w:val="5A5F66"/>
-          <w:sz w:val="17"/>
+          <w:sz w:val="22"/>
           <w:szCs w:val="17"/>
         </w:rPr>
         <w:t xml:space="preserve">use the steps on your own</w:t>
@@ -1517,7 +1527,7 @@
                       <w:szCs w:val="22"/>
                       <w:u w:val="single"/>
                     </w:rPr>
-                    <w:t xml:space="preserve">      </w:t>
+                    <w:t xml:space="preserve">          </w:t>
                   </w:r>
                 </w:p>
               </w:tc>
@@ -1579,7 +1589,7 @@
                       <w:szCs w:val="22"/>
                       <w:u w:val="single"/>
                     </w:rPr>
-                    <w:t xml:space="preserve">      </w:t>
+                    <w:t xml:space="preserve">          </w:t>
                   </w:r>
                 </w:p>
               </w:tc>
@@ -1641,7 +1651,7 @@
                       <w:szCs w:val="22"/>
                       <w:u w:val="single"/>
                     </w:rPr>
-                    <w:t xml:space="preserve">      </w:t>
+                    <w:t xml:space="preserve">          </w:t>
                   </w:r>
                 </w:p>
               </w:tc>
@@ -1709,7 +1719,7 @@
                       <w:szCs w:val="22"/>
                       <w:u w:val="single"/>
                     </w:rPr>
-                    <w:t xml:space="preserve">      </w:t>
+                    <w:t xml:space="preserve">          </w:t>
                   </w:r>
                 </w:p>
               </w:tc>
@@ -1771,7 +1781,7 @@
                       <w:szCs w:val="22"/>
                       <w:u w:val="single"/>
                     </w:rPr>
-                    <w:t xml:space="preserve">      </w:t>
+                    <w:t xml:space="preserve">          </w:t>
                   </w:r>
                 </w:p>
               </w:tc>
@@ -1833,7 +1843,7 @@
                       <w:szCs w:val="22"/>
                       <w:u w:val="single"/>
                     </w:rPr>
-                    <w:t xml:space="preserve">      </w:t>
+                    <w:t xml:space="preserve">          </w:t>
                   </w:r>
                 </w:p>
               </w:tc>
@@ -1865,7 +1875,7 @@
           <w:caps/>
           <w:color w:val="003A70"/>
           <w:spacing w:val="12"/>
-          <w:sz w:val="19"/>
+          <w:sz w:val="22"/>
           <w:szCs w:val="19"/>
         </w:rPr>
         <w:t xml:space="preserve">Lesson 3-4  ·  Session 1  ·  Prerequisite Practice B  ·  Skill 2 of 2</w:t>
@@ -1873,6 +1883,7 @@
     </w:p>
     <w:p>
       <w:pPr>
+        <w:pStyle w:val="Heading1"/>
         <w:keepNext/>
         <w:spacing w:before="0" w:after="10" w:line="240" w:lineRule="auto"/>
       </w:pPr>
@@ -1898,7 +1909,7 @@
         <w:rPr>
           <w:rFonts w:ascii="Avenir Next" w:hAnsi="Avenir Next" w:cs="Avenir Next" w:eastAsia="Avenir Next"/>
           <w:color w:val="5A5F66"/>
-          <w:sz w:val="17"/>
+          <w:sz w:val="22"/>
           <w:szCs w:val="17"/>
         </w:rPr>
         <w:t xml:space="preserve">Builds on Lesson 3-2 Session 1 · 6.RP.A.2</w:t>
@@ -1941,6 +1952,7 @@
           </w:tcPr>
           <w:p>
             <w:pPr>
+              <w:pStyle w:val="Heading2"/>
               <w:spacing w:before="0" w:after="0" w:line="252" w:lineRule="auto"/>
             </w:pPr>
             <w:r>
@@ -1970,7 +1982,7 @@
               <w:rPr>
                 <w:rFonts w:ascii="Avenir Next" w:hAnsi="Avenir Next" w:cs="Avenir Next" w:eastAsia="Avenir Next"/>
                 <w:color w:val="1A1A1A"/>
-                <w:sz w:val="20"/>
+                <w:sz w:val="22"/>
                 <w:szCs w:val="20"/>
               </w:rPr>
               <w:t xml:space="preserve">You will find the cost of 1 notebook when 3 notebooks cost $6.</w:t>
@@ -1990,6 +2002,7 @@
           </w:tcPr>
           <w:p>
             <w:pPr>
+              <w:pStyle w:val="Heading2"/>
               <w:spacing w:before="0" w:after="0" w:line="252" w:lineRule="auto"/>
             </w:pPr>
             <w:r>
@@ -2019,7 +2032,7 @@
               <w:rPr>
                 <w:rFonts w:ascii="Avenir Next" w:hAnsi="Avenir Next" w:cs="Avenir Next" w:eastAsia="Avenir Next"/>
                 <w:color w:val="1A1A1A"/>
-                <w:sz w:val="20"/>
+                <w:sz w:val="22"/>
                 <w:szCs w:val="20"/>
               </w:rPr>
               <w:t xml:space="preserve">Find the amount for 1 group, like $6 ÷ 3 = $2 per notebook.  </w:t>
@@ -2029,7 +2042,7 @@
                 <w:rFonts w:ascii="Avenir Next" w:hAnsi="Avenir Next" w:cs="Avenir Next" w:eastAsia="Avenir Next"/>
                 <w:b/>
                 <w:color w:val="1A1A1A"/>
-                <w:sz w:val="20"/>
+                <w:sz w:val="22"/>
                 <w:szCs w:val="20"/>
               </w:rPr>
               <w:t xml:space="preserve">You will use it in Practice Form A, problem 8.</w:t>
@@ -2040,6 +2053,7 @@
     </w:tbl>
     <w:p>
       <w:pPr>
+        <w:pStyle w:val="Heading2"/>
         <w:keepNext/>
         <w:pBdr>
           <w:bottom w:val="single" w:sz="8" w:space="3" w:color="003A70"/>
@@ -2055,7 +2069,7 @@
           <w:b/>
           <w:color w:val="003A70"/>
           <w:spacing w:val="14"/>
-          <w:sz w:val="19"/>
+          <w:sz w:val="22"/>
           <w:szCs w:val="19"/>
         </w:rPr>
         <w:t xml:space="preserve">STEPS TO FOLLOW</w:t>
@@ -2074,7 +2088,7 @@
           <w:rFonts w:ascii="Avenir Next" w:hAnsi="Avenir Next" w:cs="Avenir Next" w:eastAsia="Avenir Next"/>
           <w:i/>
           <w:color w:val="5A5F66"/>
-          <w:sz w:val="17"/>
+          <w:sz w:val="22"/>
           <w:szCs w:val="17"/>
         </w:rPr>
         <w:t xml:space="preserve">use these same steps on every problem</w:t>
@@ -2116,6 +2130,7 @@
           </w:tcPr>
           <w:p>
             <w:pPr>
+              <w:pStyle w:val="Heading1"/>
               <w:spacing w:before="0" w:after="0" w:line="240" w:lineRule="auto"/>
               <w:jc w:val="center"/>
             </w:pPr>
@@ -2144,7 +2159,7 @@
               <w:rPr>
                 <w:rFonts w:ascii="Avenir Next" w:hAnsi="Avenir Next" w:cs="Avenir Next" w:eastAsia="Avenir Next"/>
                 <w:color w:val="1A1A1A"/>
-                <w:sz w:val="21"/>
+                <w:sz w:val="22"/>
                 <w:szCs w:val="21"/>
               </w:rPr>
               <w:t xml:space="preserve">Find the </w:t>
@@ -2154,7 +2169,7 @@
                 <w:rFonts w:ascii="Avenir Next" w:hAnsi="Avenir Next" w:cs="Avenir Next" w:eastAsia="Avenir Next"/>
                 <w:b/>
                 <w:color w:val="1A1A1A"/>
-                <w:sz w:val="21"/>
+                <w:sz w:val="22"/>
                 <w:szCs w:val="21"/>
               </w:rPr>
               <w:t xml:space="preserve">total</w:t>
@@ -2163,7 +2178,7 @@
               <w:rPr>
                 <w:rFonts w:ascii="Avenir Next" w:hAnsi="Avenir Next" w:cs="Avenir Next" w:eastAsia="Avenir Next"/>
                 <w:color w:val="1A1A1A"/>
-                <w:sz w:val="21"/>
+                <w:sz w:val="22"/>
                 <w:szCs w:val="21"/>
               </w:rPr>
               <w:t xml:space="preserve"> and the number of groups.</w:t>
@@ -2182,6 +2197,7 @@
           </w:tcPr>
           <w:p>
             <w:pPr>
+              <w:pStyle w:val="Heading1"/>
               <w:spacing w:before="0" w:after="0" w:line="240" w:lineRule="auto"/>
               <w:jc w:val="center"/>
             </w:pPr>
@@ -2211,7 +2227,7 @@
                 <w:rFonts w:ascii="Avenir Next" w:hAnsi="Avenir Next" w:cs="Avenir Next" w:eastAsia="Avenir Next"/>
                 <w:b/>
                 <w:color w:val="1A1A1A"/>
-                <w:sz w:val="21"/>
+                <w:sz w:val="22"/>
                 <w:szCs w:val="21"/>
               </w:rPr>
               <w:t xml:space="preserve">Divide</w:t>
@@ -2220,7 +2236,7 @@
               <w:rPr>
                 <w:rFonts w:ascii="Avenir Next" w:hAnsi="Avenir Next" w:cs="Avenir Next" w:eastAsia="Avenir Next"/>
                 <w:color w:val="1A1A1A"/>
-                <w:sz w:val="21"/>
+                <w:sz w:val="22"/>
                 <w:szCs w:val="21"/>
               </w:rPr>
               <w:t xml:space="preserve"> the total by the number of groups.</w:t>
@@ -2239,6 +2255,7 @@
           </w:tcPr>
           <w:p>
             <w:pPr>
+              <w:pStyle w:val="Heading1"/>
               <w:spacing w:before="0" w:after="0" w:line="240" w:lineRule="auto"/>
               <w:jc w:val="center"/>
             </w:pPr>
@@ -2268,7 +2285,7 @@
                 <w:rFonts w:ascii="Avenir Next" w:hAnsi="Avenir Next" w:cs="Avenir Next" w:eastAsia="Avenir Next"/>
                 <w:b/>
                 <w:color w:val="1A1A1A"/>
-                <w:sz w:val="21"/>
+                <w:sz w:val="22"/>
                 <w:szCs w:val="21"/>
               </w:rPr>
               <w:t xml:space="preserve">Write</w:t>
@@ -2277,7 +2294,7 @@
               <w:rPr>
                 <w:rFonts w:ascii="Avenir Next" w:hAnsi="Avenir Next" w:cs="Avenir Next" w:eastAsia="Avenir Next"/>
                 <w:color w:val="1A1A1A"/>
-                <w:sz w:val="21"/>
+                <w:sz w:val="22"/>
                 <w:szCs w:val="21"/>
               </w:rPr>
               <w:t xml:space="preserve"> the answer as an amount per 1 group.</w:t>
@@ -2288,6 +2305,7 @@
     </w:tbl>
     <w:p>
       <w:pPr>
+        <w:pStyle w:val="Heading2"/>
         <w:keepNext/>
         <w:pBdr>
           <w:bottom w:val="single" w:sz="8" w:space="3" w:color="003A70"/>
@@ -2303,7 +2321,7 @@
           <w:b/>
           <w:color w:val="003A70"/>
           <w:spacing w:val="14"/>
-          <w:sz w:val="19"/>
+          <w:sz w:val="22"/>
           <w:szCs w:val="19"/>
         </w:rPr>
         <w:t xml:space="preserve">WATCH ME</w:t>
@@ -2322,7 +2340,7 @@
           <w:rFonts w:ascii="Avenir Next" w:hAnsi="Avenir Next" w:cs="Avenir Next" w:eastAsia="Avenir Next"/>
           <w:i/>
           <w:color w:val="5A5F66"/>
-          <w:sz w:val="17"/>
+          <w:sz w:val="22"/>
           <w:szCs w:val="17"/>
         </w:rPr>
         <w:t xml:space="preserve">the steps in action</w:t>
@@ -2337,7 +2355,7 @@
           <w:rFonts w:ascii="Avenir Next" w:hAnsi="Avenir Next" w:cs="Avenir Next" w:eastAsia="Avenir Next"/>
           <w:b/>
           <w:color w:val="1A1A1A"/>
-          <w:sz w:val="21"/>
+          <w:sz w:val="22"/>
           <w:szCs w:val="21"/>
         </w:rPr>
         <w:t xml:space="preserve">A printer prints 72 pages in 6 minutes. How many pages per minute?</w:t>
@@ -2356,25 +2374,25 @@
           <w:rFonts w:ascii="Avenir Next" w:hAnsi="Avenir Next" w:cs="Avenir Next" w:eastAsia="Avenir Next"/>
           <w:b/>
           <w:color w:val="003A70"/>
+          <w:sz w:val="22"/>
+          <w:szCs w:val="19"/>
+        </w:rPr>
+        <w:t xml:space="preserve">Step 1</w:t>
+      </w:r>
+      <w:r>
+        <w:rPr>
+          <w:rFonts w:ascii="Avenir Next" w:hAnsi="Avenir Next" w:cs="Avenir Next" w:eastAsia="Avenir Next"/>
+          <w:color w:val="1A1A1A"/>
           <w:sz w:val="19"/>
           <w:szCs w:val="19"/>
         </w:rPr>
-        <w:t xml:space="preserve">Step 1</w:t>
-      </w:r>
-      <w:r>
-        <w:rPr>
-          <w:rFonts w:ascii="Avenir Next" w:hAnsi="Avenir Next" w:cs="Avenir Next" w:eastAsia="Avenir Next"/>
-          <w:color w:val="1A1A1A"/>
-          <w:sz w:val="19"/>
-          <w:szCs w:val="19"/>
-        </w:rPr>
         <w:tab/>
       </w:r>
       <w:r>
         <w:rPr>
           <w:rFonts w:ascii="Avenir Next" w:hAnsi="Avenir Next" w:cs="Avenir Next" w:eastAsia="Avenir Next"/>
           <w:color w:val="1A1A1A"/>
-          <w:sz w:val="21"/>
+          <w:sz w:val="22"/>
           <w:szCs w:val="21"/>
         </w:rPr>
         <w:t xml:space="preserve">Total: 72 pages. Groups: 6 minutes.</w:t>
@@ -2393,25 +2411,25 @@
           <w:rFonts w:ascii="Avenir Next" w:hAnsi="Avenir Next" w:cs="Avenir Next" w:eastAsia="Avenir Next"/>
           <w:b/>
           <w:color w:val="003A70"/>
+          <w:sz w:val="22"/>
+          <w:szCs w:val="19"/>
+        </w:rPr>
+        <w:t xml:space="preserve">Step 2</w:t>
+      </w:r>
+      <w:r>
+        <w:rPr>
+          <w:rFonts w:ascii="Avenir Next" w:hAnsi="Avenir Next" w:cs="Avenir Next" w:eastAsia="Avenir Next"/>
+          <w:color w:val="1A1A1A"/>
           <w:sz w:val="19"/>
           <w:szCs w:val="19"/>
         </w:rPr>
-        <w:t xml:space="preserve">Step 2</w:t>
-      </w:r>
-      <w:r>
-        <w:rPr>
-          <w:rFonts w:ascii="Avenir Next" w:hAnsi="Avenir Next" w:cs="Avenir Next" w:eastAsia="Avenir Next"/>
-          <w:color w:val="1A1A1A"/>
-          <w:sz w:val="19"/>
-          <w:szCs w:val="19"/>
-        </w:rPr>
         <w:tab/>
       </w:r>
       <w:r>
         <w:rPr>
           <w:rFonts w:ascii="Avenir Next" w:hAnsi="Avenir Next" w:cs="Avenir Next" w:eastAsia="Avenir Next"/>
           <w:color w:val="1A1A1A"/>
-          <w:sz w:val="21"/>
+          <w:sz w:val="22"/>
           <w:szCs w:val="21"/>
         </w:rPr>
         <w:t xml:space="preserve">Divide: 72 ÷ 6 = 12.</w:t>
@@ -2430,25 +2448,25 @@
           <w:rFonts w:ascii="Avenir Next" w:hAnsi="Avenir Next" w:cs="Avenir Next" w:eastAsia="Avenir Next"/>
           <w:b/>
           <w:color w:val="003A70"/>
+          <w:sz w:val="22"/>
+          <w:szCs w:val="19"/>
+        </w:rPr>
+        <w:t xml:space="preserve">Step 3</w:t>
+      </w:r>
+      <w:r>
+        <w:rPr>
+          <w:rFonts w:ascii="Avenir Next" w:hAnsi="Avenir Next" w:cs="Avenir Next" w:eastAsia="Avenir Next"/>
+          <w:color w:val="1A1A1A"/>
           <w:sz w:val="19"/>
           <w:szCs w:val="19"/>
         </w:rPr>
-        <w:t xml:space="preserve">Step 3</w:t>
-      </w:r>
-      <w:r>
-        <w:rPr>
-          <w:rFonts w:ascii="Avenir Next" w:hAnsi="Avenir Next" w:cs="Avenir Next" w:eastAsia="Avenir Next"/>
-          <w:color w:val="1A1A1A"/>
-          <w:sz w:val="19"/>
-          <w:szCs w:val="19"/>
-        </w:rPr>
         <w:tab/>
       </w:r>
       <w:r>
         <w:rPr>
           <w:rFonts w:ascii="Avenir Next" w:hAnsi="Avenir Next" w:cs="Avenir Next" w:eastAsia="Avenir Next"/>
           <w:color w:val="1A1A1A"/>
-          <w:sz w:val="21"/>
+          <w:sz w:val="22"/>
           <w:szCs w:val="21"/>
         </w:rPr>
         <w:t xml:space="preserve">12 pages per minute.</w:t>
@@ -2467,18 +2485,18 @@
           <w:rFonts w:ascii="Avenir Next" w:hAnsi="Avenir Next" w:cs="Avenir Next" w:eastAsia="Avenir Next"/>
           <w:b/>
           <w:color w:val="1A1A1A"/>
+          <w:sz w:val="22"/>
+          <w:szCs w:val="21"/>
+        </w:rPr>
+        <w:t xml:space="preserve">Answer</w:t>
+      </w:r>
+      <w:r>
+        <w:rPr>
+          <w:rFonts w:ascii="Avenir Next" w:hAnsi="Avenir Next" w:cs="Avenir Next" w:eastAsia="Avenir Next"/>
+          <w:color w:val="1A1A1A"/>
           <w:sz w:val="21"/>
           <w:szCs w:val="21"/>
         </w:rPr>
-        <w:t xml:space="preserve">Answer</w:t>
-      </w:r>
-      <w:r>
-        <w:rPr>
-          <w:rFonts w:ascii="Avenir Next" w:hAnsi="Avenir Next" w:cs="Avenir Next" w:eastAsia="Avenir Next"/>
-          <w:color w:val="1A1A1A"/>
-          <w:sz w:val="21"/>
-          <w:szCs w:val="21"/>
-        </w:rPr>
         <w:tab/>
       </w:r>
       <w:r>
@@ -2486,7 +2504,7 @@
           <w:rFonts w:ascii="Avenir Next" w:hAnsi="Avenir Next" w:cs="Avenir Next" w:eastAsia="Avenir Next"/>
           <w:b/>
           <w:color w:val="1A1A1A"/>
-          <w:sz w:val="21"/>
+          <w:sz w:val="22"/>
           <w:szCs w:val="21"/>
         </w:rPr>
         <w:t xml:space="preserve">12 pages per minute</w:t>
@@ -2494,6 +2512,7 @@
     </w:p>
     <w:p>
       <w:pPr>
+        <w:pStyle w:val="Heading2"/>
         <w:keepNext/>
         <w:pBdr>
           <w:bottom w:val="single" w:sz="8" w:space="3" w:color="003A70"/>
@@ -2509,7 +2528,7 @@
           <w:b/>
           <w:color w:val="003A70"/>
           <w:spacing w:val="14"/>
-          <w:sz w:val="19"/>
+          <w:sz w:val="22"/>
           <w:szCs w:val="19"/>
         </w:rPr>
         <w:t xml:space="preserve">TRY IT WITH HELP</w:t>
@@ -2528,7 +2547,7 @@
           <w:rFonts w:ascii="Avenir Next" w:hAnsi="Avenir Next" w:cs="Avenir Next" w:eastAsia="Avenir Next"/>
           <w:i/>
           <w:color w:val="5A5F66"/>
-          <w:sz w:val="17"/>
+          <w:sz w:val="22"/>
           <w:szCs w:val="17"/>
         </w:rPr>
         <w:t xml:space="preserve">fill in each step</w:t>
@@ -2586,28 +2605,47 @@
           <w:rFonts w:ascii="Avenir Next" w:hAnsi="Avenir Next" w:cs="Avenir Next" w:eastAsia="Avenir Next"/>
           <w:b/>
           <w:color w:val="003A70"/>
+          <w:sz w:val="22"/>
+          <w:szCs w:val="18"/>
+        </w:rPr>
+        <w:t xml:space="preserve">Step 1</w:t>
+      </w:r>
+      <w:r>
+        <w:rPr>
+          <w:rFonts w:ascii="Avenir Next" w:hAnsi="Avenir Next" w:cs="Avenir Next" w:eastAsia="Avenir Next"/>
+          <w:color w:val="1A1A1A"/>
           <w:sz w:val="18"/>
           <w:szCs w:val="18"/>
         </w:rPr>
-        <w:t xml:space="preserve">Step 1</w:t>
-      </w:r>
-      <w:r>
-        <w:rPr>
-          <w:rFonts w:ascii="Avenir Next" w:hAnsi="Avenir Next" w:cs="Avenir Next" w:eastAsia="Avenir Next"/>
-          <w:color w:val="1A1A1A"/>
-          <w:sz w:val="18"/>
-          <w:szCs w:val="18"/>
-        </w:rPr>
         <w:tab/>
       </w:r>
       <w:r>
         <w:rPr>
           <w:rFonts w:ascii="Avenir Next" w:hAnsi="Avenir Next" w:cs="Avenir Next" w:eastAsia="Avenir Next"/>
           <w:color w:val="1A1A1A"/>
+          <w:sz w:val="22"/>
+          <w:szCs w:val="21"/>
+        </w:rPr>
+        <w:t xml:space="preserve">Total: </w:t>
+      </w:r>
+      <w:r>
+        <w:rPr>
+          <w:rFonts w:ascii="Avenir Next" w:hAnsi="Avenir Next" w:cs="Avenir Next" w:eastAsia="Avenir Next"/>
+          <w:color w:val="1A1A1A"/>
           <w:sz w:val="21"/>
           <w:szCs w:val="21"/>
-        </w:rPr>
-        <w:t xml:space="preserve">Total: </w:t>
+          <w:u w:val="single"/>
+        </w:rPr>
+        <w:t xml:space="preserve">                </w:t>
+      </w:r>
+      <w:r>
+        <w:rPr>
+          <w:rFonts w:ascii="Avenir Next" w:hAnsi="Avenir Next" w:cs="Avenir Next" w:eastAsia="Avenir Next"/>
+          <w:color w:val="1A1A1A"/>
+          <w:sz w:val="22"/>
+          <w:szCs w:val="21"/>
+        </w:rPr>
+        <w:t xml:space="preserve"> miles. Groups: </w:t>
       </w:r>
       <w:r>
         <w:rPr>
@@ -2623,26 +2661,7 @@
         <w:rPr>
           <w:rFonts w:ascii="Avenir Next" w:hAnsi="Avenir Next" w:cs="Avenir Next" w:eastAsia="Avenir Next"/>
           <w:color w:val="1A1A1A"/>
-          <w:sz w:val="21"/>
-          <w:szCs w:val="21"/>
-        </w:rPr>
-        <w:t xml:space="preserve"> miles. Groups: </w:t>
-      </w:r>
-      <w:r>
-        <w:rPr>
-          <w:rFonts w:ascii="Avenir Next" w:hAnsi="Avenir Next" w:cs="Avenir Next" w:eastAsia="Avenir Next"/>
-          <w:color w:val="1A1A1A"/>
-          <w:sz w:val="21"/>
-          <w:szCs w:val="21"/>
-          <w:u w:val="single"/>
-        </w:rPr>
-        <w:t xml:space="preserve">                </w:t>
-      </w:r>
-      <w:r>
-        <w:rPr>
-          <w:rFonts w:ascii="Avenir Next" w:hAnsi="Avenir Next" w:cs="Avenir Next" w:eastAsia="Avenir Next"/>
-          <w:color w:val="1A1A1A"/>
-          <w:sz w:val="21"/>
+          <w:sz w:val="22"/>
           <w:szCs w:val="21"/>
         </w:rPr>
         <w:t xml:space="preserve"> hours.</w:t>
@@ -2662,35 +2681,35 @@
           <w:rFonts w:ascii="Avenir Next" w:hAnsi="Avenir Next" w:cs="Avenir Next" w:eastAsia="Avenir Next"/>
           <w:b/>
           <w:color w:val="003A70"/>
+          <w:sz w:val="22"/>
+          <w:szCs w:val="18"/>
+        </w:rPr>
+        <w:t xml:space="preserve">Step 2</w:t>
+      </w:r>
+      <w:r>
+        <w:rPr>
+          <w:rFonts w:ascii="Avenir Next" w:hAnsi="Avenir Next" w:cs="Avenir Next" w:eastAsia="Avenir Next"/>
+          <w:color w:val="1A1A1A"/>
           <w:sz w:val="18"/>
           <w:szCs w:val="18"/>
         </w:rPr>
-        <w:t xml:space="preserve">Step 2</w:t>
-      </w:r>
-      <w:r>
-        <w:rPr>
-          <w:rFonts w:ascii="Avenir Next" w:hAnsi="Avenir Next" w:cs="Avenir Next" w:eastAsia="Avenir Next"/>
-          <w:color w:val="1A1A1A"/>
-          <w:sz w:val="18"/>
-          <w:szCs w:val="18"/>
-        </w:rPr>
         <w:tab/>
       </w:r>
       <w:r>
         <w:rPr>
           <w:rFonts w:ascii="Avenir Next" w:hAnsi="Avenir Next" w:cs="Avenir Next" w:eastAsia="Avenir Next"/>
           <w:color w:val="1A1A1A"/>
+          <w:sz w:val="22"/>
+          <w:szCs w:val="21"/>
+        </w:rPr>
+        <w:t xml:space="preserve">Divide: 21 ÷ 3 = </w:t>
+      </w:r>
+      <w:r>
+        <w:rPr>
+          <w:rFonts w:ascii="Avenir Next" w:hAnsi="Avenir Next" w:cs="Avenir Next" w:eastAsia="Avenir Next"/>
+          <w:color w:val="1A1A1A"/>
           <w:sz w:val="21"/>
           <w:szCs w:val="21"/>
-        </w:rPr>
-        <w:t xml:space="preserve">Divide: 21 ÷ 3 = </w:t>
-      </w:r>
-      <w:r>
-        <w:rPr>
-          <w:rFonts w:ascii="Avenir Next" w:hAnsi="Avenir Next" w:cs="Avenir Next" w:eastAsia="Avenir Next"/>
-          <w:color w:val="1A1A1A"/>
-          <w:sz w:val="21"/>
-          <w:szCs w:val="21"/>
           <w:u w:val="single"/>
         </w:rPr>
         <w:t xml:space="preserve">                </w:t>
@@ -2699,7 +2718,7 @@
         <w:rPr>
           <w:rFonts w:ascii="Avenir Next" w:hAnsi="Avenir Next" w:cs="Avenir Next" w:eastAsia="Avenir Next"/>
           <w:color w:val="1A1A1A"/>
-          <w:sz w:val="21"/>
+          <w:sz w:val="22"/>
           <w:szCs w:val="21"/>
         </w:rPr>
         <w:t xml:space="preserve">.</w:t>
@@ -2719,18 +2738,18 @@
           <w:rFonts w:ascii="Avenir Next" w:hAnsi="Avenir Next" w:cs="Avenir Next" w:eastAsia="Avenir Next"/>
           <w:b/>
           <w:color w:val="003A70"/>
+          <w:sz w:val="22"/>
+          <w:szCs w:val="18"/>
+        </w:rPr>
+        <w:t xml:space="preserve">Step 3</w:t>
+      </w:r>
+      <w:r>
+        <w:rPr>
+          <w:rFonts w:ascii="Avenir Next" w:hAnsi="Avenir Next" w:cs="Avenir Next" w:eastAsia="Avenir Next"/>
+          <w:color w:val="1A1A1A"/>
           <w:sz w:val="18"/>
           <w:szCs w:val="18"/>
         </w:rPr>
-        <w:t xml:space="preserve">Step 3</w:t>
-      </w:r>
-      <w:r>
-        <w:rPr>
-          <w:rFonts w:ascii="Avenir Next" w:hAnsi="Avenir Next" w:cs="Avenir Next" w:eastAsia="Avenir Next"/>
-          <w:color w:val="1A1A1A"/>
-          <w:sz w:val="18"/>
-          <w:szCs w:val="18"/>
-        </w:rPr>
         <w:tab/>
       </w:r>
       <w:r>
@@ -2747,7 +2766,7 @@
         <w:rPr>
           <w:rFonts w:ascii="Avenir Next" w:hAnsi="Avenir Next" w:cs="Avenir Next" w:eastAsia="Avenir Next"/>
           <w:color w:val="1A1A1A"/>
-          <w:sz w:val="21"/>
+          <w:sz w:val="22"/>
           <w:szCs w:val="21"/>
         </w:rPr>
         <w:t xml:space="preserve"> miles per hour.</w:t>
@@ -2810,28 +2829,47 @@
           <w:rFonts w:ascii="Avenir Next" w:hAnsi="Avenir Next" w:cs="Avenir Next" w:eastAsia="Avenir Next"/>
           <w:b/>
           <w:color w:val="003A70"/>
+          <w:sz w:val="22"/>
+          <w:szCs w:val="18"/>
+        </w:rPr>
+        <w:t xml:space="preserve">Step 1</w:t>
+      </w:r>
+      <w:r>
+        <w:rPr>
+          <w:rFonts w:ascii="Avenir Next" w:hAnsi="Avenir Next" w:cs="Avenir Next" w:eastAsia="Avenir Next"/>
+          <w:color w:val="1A1A1A"/>
           <w:sz w:val="18"/>
           <w:szCs w:val="18"/>
         </w:rPr>
-        <w:t xml:space="preserve">Step 1</w:t>
-      </w:r>
-      <w:r>
-        <w:rPr>
-          <w:rFonts w:ascii="Avenir Next" w:hAnsi="Avenir Next" w:cs="Avenir Next" w:eastAsia="Avenir Next"/>
-          <w:color w:val="1A1A1A"/>
-          <w:sz w:val="18"/>
-          <w:szCs w:val="18"/>
-        </w:rPr>
         <w:tab/>
       </w:r>
       <w:r>
         <w:rPr>
           <w:rFonts w:ascii="Avenir Next" w:hAnsi="Avenir Next" w:cs="Avenir Next" w:eastAsia="Avenir Next"/>
           <w:color w:val="1A1A1A"/>
+          <w:sz w:val="22"/>
+          <w:szCs w:val="21"/>
+        </w:rPr>
+        <w:t xml:space="preserve">Total: $</w:t>
+      </w:r>
+      <w:r>
+        <w:rPr>
+          <w:rFonts w:ascii="Avenir Next" w:hAnsi="Avenir Next" w:cs="Avenir Next" w:eastAsia="Avenir Next"/>
+          <w:color w:val="1A1A1A"/>
           <w:sz w:val="21"/>
           <w:szCs w:val="21"/>
-        </w:rPr>
-        <w:t xml:space="preserve">Total: $</w:t>
+          <w:u w:val="single"/>
+        </w:rPr>
+        <w:t xml:space="preserve">                </w:t>
+      </w:r>
+      <w:r>
+        <w:rPr>
+          <w:rFonts w:ascii="Avenir Next" w:hAnsi="Avenir Next" w:cs="Avenir Next" w:eastAsia="Avenir Next"/>
+          <w:color w:val="1A1A1A"/>
+          <w:sz w:val="22"/>
+          <w:szCs w:val="21"/>
+        </w:rPr>
+        <w:t xml:space="preserve">. Groups: </w:t>
       </w:r>
       <w:r>
         <w:rPr>
@@ -2847,26 +2885,7 @@
         <w:rPr>
           <w:rFonts w:ascii="Avenir Next" w:hAnsi="Avenir Next" w:cs="Avenir Next" w:eastAsia="Avenir Next"/>
           <w:color w:val="1A1A1A"/>
-          <w:sz w:val="21"/>
-          <w:szCs w:val="21"/>
-        </w:rPr>
-        <w:t xml:space="preserve">. Groups: </w:t>
-      </w:r>
-      <w:r>
-        <w:rPr>
-          <w:rFonts w:ascii="Avenir Next" w:hAnsi="Avenir Next" w:cs="Avenir Next" w:eastAsia="Avenir Next"/>
-          <w:color w:val="1A1A1A"/>
-          <w:sz w:val="21"/>
-          <w:szCs w:val="21"/>
-          <w:u w:val="single"/>
-        </w:rPr>
-        <w:t xml:space="preserve">                </w:t>
-      </w:r>
-      <w:r>
-        <w:rPr>
-          <w:rFonts w:ascii="Avenir Next" w:hAnsi="Avenir Next" w:cs="Avenir Next" w:eastAsia="Avenir Next"/>
-          <w:color w:val="1A1A1A"/>
-          <w:sz w:val="21"/>
+          <w:sz w:val="22"/>
           <w:szCs w:val="21"/>
         </w:rPr>
         <w:t xml:space="preserve"> tickets.</w:t>
@@ -2886,35 +2905,35 @@
           <w:rFonts w:ascii="Avenir Next" w:hAnsi="Avenir Next" w:cs="Avenir Next" w:eastAsia="Avenir Next"/>
           <w:b/>
           <w:color w:val="003A70"/>
+          <w:sz w:val="22"/>
+          <w:szCs w:val="18"/>
+        </w:rPr>
+        <w:t xml:space="preserve">Step 2</w:t>
+      </w:r>
+      <w:r>
+        <w:rPr>
+          <w:rFonts w:ascii="Avenir Next" w:hAnsi="Avenir Next" w:cs="Avenir Next" w:eastAsia="Avenir Next"/>
+          <w:color w:val="1A1A1A"/>
           <w:sz w:val="18"/>
           <w:szCs w:val="18"/>
         </w:rPr>
-        <w:t xml:space="preserve">Step 2</w:t>
-      </w:r>
-      <w:r>
-        <w:rPr>
-          <w:rFonts w:ascii="Avenir Next" w:hAnsi="Avenir Next" w:cs="Avenir Next" w:eastAsia="Avenir Next"/>
-          <w:color w:val="1A1A1A"/>
-          <w:sz w:val="18"/>
-          <w:szCs w:val="18"/>
-        </w:rPr>
         <w:tab/>
       </w:r>
       <w:r>
         <w:rPr>
           <w:rFonts w:ascii="Avenir Next" w:hAnsi="Avenir Next" w:cs="Avenir Next" w:eastAsia="Avenir Next"/>
           <w:color w:val="1A1A1A"/>
+          <w:sz w:val="22"/>
+          <w:szCs w:val="21"/>
+        </w:rPr>
+        <w:t xml:space="preserve">Divide: 44 ÷ 4 = </w:t>
+      </w:r>
+      <w:r>
+        <w:rPr>
+          <w:rFonts w:ascii="Avenir Next" w:hAnsi="Avenir Next" w:cs="Avenir Next" w:eastAsia="Avenir Next"/>
+          <w:color w:val="1A1A1A"/>
           <w:sz w:val="21"/>
           <w:szCs w:val="21"/>
-        </w:rPr>
-        <w:t xml:space="preserve">Divide: 44 ÷ 4 = </w:t>
-      </w:r>
-      <w:r>
-        <w:rPr>
-          <w:rFonts w:ascii="Avenir Next" w:hAnsi="Avenir Next" w:cs="Avenir Next" w:eastAsia="Avenir Next"/>
-          <w:color w:val="1A1A1A"/>
-          <w:sz w:val="21"/>
-          <w:szCs w:val="21"/>
           <w:u w:val="single"/>
         </w:rPr>
         <w:t xml:space="preserve">                </w:t>
@@ -2923,7 +2942,7 @@
         <w:rPr>
           <w:rFonts w:ascii="Avenir Next" w:hAnsi="Avenir Next" w:cs="Avenir Next" w:eastAsia="Avenir Next"/>
           <w:color w:val="1A1A1A"/>
-          <w:sz w:val="21"/>
+          <w:sz w:val="22"/>
           <w:szCs w:val="21"/>
         </w:rPr>
         <w:t xml:space="preserve">.</w:t>
@@ -2943,35 +2962,35 @@
           <w:rFonts w:ascii="Avenir Next" w:hAnsi="Avenir Next" w:cs="Avenir Next" w:eastAsia="Avenir Next"/>
           <w:b/>
           <w:color w:val="003A70"/>
+          <w:sz w:val="22"/>
+          <w:szCs w:val="18"/>
+        </w:rPr>
+        <w:t xml:space="preserve">Step 3</w:t>
+      </w:r>
+      <w:r>
+        <w:rPr>
+          <w:rFonts w:ascii="Avenir Next" w:hAnsi="Avenir Next" w:cs="Avenir Next" w:eastAsia="Avenir Next"/>
+          <w:color w:val="1A1A1A"/>
           <w:sz w:val="18"/>
           <w:szCs w:val="18"/>
         </w:rPr>
-        <w:t xml:space="preserve">Step 3</w:t>
-      </w:r>
-      <w:r>
-        <w:rPr>
-          <w:rFonts w:ascii="Avenir Next" w:hAnsi="Avenir Next" w:cs="Avenir Next" w:eastAsia="Avenir Next"/>
-          <w:color w:val="1A1A1A"/>
-          <w:sz w:val="18"/>
-          <w:szCs w:val="18"/>
-        </w:rPr>
         <w:tab/>
       </w:r>
       <w:r>
         <w:rPr>
           <w:rFonts w:ascii="Avenir Next" w:hAnsi="Avenir Next" w:cs="Avenir Next" w:eastAsia="Avenir Next"/>
           <w:color w:val="1A1A1A"/>
+          <w:sz w:val="22"/>
+          <w:szCs w:val="21"/>
+        </w:rPr>
+        <w:t xml:space="preserve">$</w:t>
+      </w:r>
+      <w:r>
+        <w:rPr>
+          <w:rFonts w:ascii="Avenir Next" w:hAnsi="Avenir Next" w:cs="Avenir Next" w:eastAsia="Avenir Next"/>
+          <w:color w:val="1A1A1A"/>
           <w:sz w:val="21"/>
           <w:szCs w:val="21"/>
-        </w:rPr>
-        <w:t xml:space="preserve">$</w:t>
-      </w:r>
-      <w:r>
-        <w:rPr>
-          <w:rFonts w:ascii="Avenir Next" w:hAnsi="Avenir Next" w:cs="Avenir Next" w:eastAsia="Avenir Next"/>
-          <w:color w:val="1A1A1A"/>
-          <w:sz w:val="21"/>
-          <w:szCs w:val="21"/>
           <w:u w:val="single"/>
         </w:rPr>
         <w:t xml:space="preserve">                </w:t>
@@ -2980,7 +2999,7 @@
         <w:rPr>
           <w:rFonts w:ascii="Avenir Next" w:hAnsi="Avenir Next" w:cs="Avenir Next" w:eastAsia="Avenir Next"/>
           <w:color w:val="1A1A1A"/>
-          <w:sz w:val="21"/>
+          <w:sz w:val="22"/>
           <w:szCs w:val="21"/>
         </w:rPr>
         <w:t xml:space="preserve"> per ticket.</w:t>
@@ -2993,6 +3012,7 @@
     </w:p>
     <w:p>
       <w:pPr>
+        <w:pStyle w:val="Heading2"/>
         <w:keepNext/>
         <w:pBdr>
           <w:bottom w:val="single" w:sz="8" w:space="3" w:color="003A70"/>
@@ -3008,7 +3028,7 @@
           <w:b/>
           <w:color w:val="003A70"/>
           <w:spacing w:val="14"/>
-          <w:sz w:val="19"/>
+          <w:sz w:val="22"/>
           <w:szCs w:val="19"/>
         </w:rPr>
         <w:t xml:space="preserve">YOUR TURN</w:t>
@@ -3027,7 +3047,7 @@
           <w:rFonts w:ascii="Avenir Next" w:hAnsi="Avenir Next" w:cs="Avenir Next" w:eastAsia="Avenir Next"/>
           <w:i/>
           <w:color w:val="5A5F66"/>
-          <w:sz w:val="17"/>
+          <w:sz w:val="22"/>
           <w:szCs w:val="17"/>
         </w:rPr>
         <w:t xml:space="preserve">use the steps on your own</w:t>
@@ -3411,6 +3431,7 @@
     </w:p>
     <w:p>
       <w:pPr>
+        <w:pStyle w:val="Heading2"/>
         <w:keepNext/>
         <w:pBdr>
           <w:bottom w:val="single" w:sz="8" w:space="3" w:color="003A70"/>
@@ -3426,7 +3447,7 @@
           <w:b/>
           <w:color w:val="003A70"/>
           <w:spacing w:val="14"/>
-          <w:sz w:val="19"/>
+          <w:sz w:val="22"/>
           <w:szCs w:val="19"/>
         </w:rPr>
         <w:t xml:space="preserve">READY CHECK</w:t>
@@ -3445,7 +3466,7 @@
           <w:rFonts w:ascii="Avenir Next" w:hAnsi="Avenir Next" w:cs="Avenir Next" w:eastAsia="Avenir Next"/>
           <w:i/>
           <w:color w:val="5A5F66"/>
-          <w:sz w:val="17"/>
+          <w:sz w:val="22"/>
           <w:szCs w:val="17"/>
         </w:rPr>
         <w:t xml:space="preserve">a problem like the one in today’s lesson</w:t>
@@ -3577,25 +3598,25 @@
                       <w:rFonts w:ascii="Avenir Next" w:hAnsi="Avenir Next" w:cs="Avenir Next" w:eastAsia="Avenir Next"/>
                       <w:b/>
                       <w:color w:val="003A70"/>
+                      <w:sz w:val="22"/>
+                      <w:szCs w:val="21"/>
+                    </w:rPr>
+                    <w:t xml:space="preserve">A</w:t>
+                  </w:r>
+                  <w:r>
+                    <w:rPr>
+                      <w:rFonts w:ascii="Avenir Next" w:hAnsi="Avenir Next" w:cs="Avenir Next" w:eastAsia="Avenir Next"/>
+                      <w:color w:val="1A1A1A"/>
                       <w:sz w:val="21"/>
                       <w:szCs w:val="21"/>
                     </w:rPr>
-                    <w:t xml:space="preserve">A</w:t>
-                  </w:r>
-                  <w:r>
-                    <w:rPr>
-                      <w:rFonts w:ascii="Avenir Next" w:hAnsi="Avenir Next" w:cs="Avenir Next" w:eastAsia="Avenir Next"/>
-                      <w:color w:val="1A1A1A"/>
-                      <w:sz w:val="21"/>
-                      <w:szCs w:val="21"/>
-                    </w:rPr>
                     <w:tab/>
                   </w:r>
                   <w:r>
                     <w:rPr>
                       <w:rFonts w:ascii="Avenir Next" w:hAnsi="Avenir Next" w:cs="Avenir Next" w:eastAsia="Avenir Next"/>
                       <w:color w:val="1A1A1A"/>
-                      <w:sz w:val="21"/>
+                      <w:sz w:val="22"/>
                       <w:szCs w:val="21"/>
                     </w:rPr>
                     <w:t xml:space="preserve">$5</w:t>
@@ -3620,25 +3641,25 @@
                       <w:rFonts w:ascii="Avenir Next" w:hAnsi="Avenir Next" w:cs="Avenir Next" w:eastAsia="Avenir Next"/>
                       <w:b/>
                       <w:color w:val="003A70"/>
+                      <w:sz w:val="22"/>
+                      <w:szCs w:val="21"/>
+                    </w:rPr>
+                    <w:t xml:space="preserve">B</w:t>
+                  </w:r>
+                  <w:r>
+                    <w:rPr>
+                      <w:rFonts w:ascii="Avenir Next" w:hAnsi="Avenir Next" w:cs="Avenir Next" w:eastAsia="Avenir Next"/>
+                      <w:color w:val="1A1A1A"/>
                       <w:sz w:val="21"/>
                       <w:szCs w:val="21"/>
                     </w:rPr>
-                    <w:t xml:space="preserve">B</w:t>
-                  </w:r>
-                  <w:r>
-                    <w:rPr>
-                      <w:rFonts w:ascii="Avenir Next" w:hAnsi="Avenir Next" w:cs="Avenir Next" w:eastAsia="Avenir Next"/>
-                      <w:color w:val="1A1A1A"/>
-                      <w:sz w:val="21"/>
-                      <w:szCs w:val="21"/>
-                    </w:rPr>
                     <w:tab/>
                   </w:r>
                   <w:r>
                     <w:rPr>
                       <w:rFonts w:ascii="Avenir Next" w:hAnsi="Avenir Next" w:cs="Avenir Next" w:eastAsia="Avenir Next"/>
                       <w:color w:val="1A1A1A"/>
-                      <w:sz w:val="21"/>
+                      <w:sz w:val="22"/>
                       <w:szCs w:val="21"/>
                     </w:rPr>
                     <w:t xml:space="preserve">$2</w:t>
@@ -3663,25 +3684,25 @@
                       <w:rFonts w:ascii="Avenir Next" w:hAnsi="Avenir Next" w:cs="Avenir Next" w:eastAsia="Avenir Next"/>
                       <w:b/>
                       <w:color w:val="003A70"/>
+                      <w:sz w:val="22"/>
+                      <w:szCs w:val="21"/>
+                    </w:rPr>
+                    <w:t xml:space="preserve">C</w:t>
+                  </w:r>
+                  <w:r>
+                    <w:rPr>
+                      <w:rFonts w:ascii="Avenir Next" w:hAnsi="Avenir Next" w:cs="Avenir Next" w:eastAsia="Avenir Next"/>
+                      <w:color w:val="1A1A1A"/>
                       <w:sz w:val="21"/>
                       <w:szCs w:val="21"/>
                     </w:rPr>
-                    <w:t xml:space="preserve">C</w:t>
-                  </w:r>
-                  <w:r>
-                    <w:rPr>
-                      <w:rFonts w:ascii="Avenir Next" w:hAnsi="Avenir Next" w:cs="Avenir Next" w:eastAsia="Avenir Next"/>
-                      <w:color w:val="1A1A1A"/>
-                      <w:sz w:val="21"/>
-                      <w:szCs w:val="21"/>
-                    </w:rPr>
                     <w:tab/>
                   </w:r>
                   <w:r>
                     <w:rPr>
                       <w:rFonts w:ascii="Avenir Next" w:hAnsi="Avenir Next" w:cs="Avenir Next" w:eastAsia="Avenir Next"/>
                       <w:color w:val="1A1A1A"/>
-                      <w:sz w:val="21"/>
+                      <w:sz w:val="22"/>
                       <w:szCs w:val="21"/>
                     </w:rPr>
                     <w:t xml:space="preserve">$50</w:t>
@@ -3706,25 +3727,25 @@
                       <w:rFonts w:ascii="Avenir Next" w:hAnsi="Avenir Next" w:cs="Avenir Next" w:eastAsia="Avenir Next"/>
                       <w:b/>
                       <w:color w:val="003A70"/>
+                      <w:sz w:val="22"/>
+                      <w:szCs w:val="21"/>
+                    </w:rPr>
+                    <w:t xml:space="preserve">D</w:t>
+                  </w:r>
+                  <w:r>
+                    <w:rPr>
+                      <w:rFonts w:ascii="Avenir Next" w:hAnsi="Avenir Next" w:cs="Avenir Next" w:eastAsia="Avenir Next"/>
+                      <w:color w:val="1A1A1A"/>
                       <w:sz w:val="21"/>
                       <w:szCs w:val="21"/>
                     </w:rPr>
-                    <w:t xml:space="preserve">D</w:t>
-                  </w:r>
-                  <w:r>
-                    <w:rPr>
-                      <w:rFonts w:ascii="Avenir Next" w:hAnsi="Avenir Next" w:cs="Avenir Next" w:eastAsia="Avenir Next"/>
-                      <w:color w:val="1A1A1A"/>
-                      <w:sz w:val="21"/>
-                      <w:szCs w:val="21"/>
-                    </w:rPr>
                     <w:tab/>
                   </w:r>
                   <w:r>
                     <w:rPr>
                       <w:rFonts w:ascii="Avenir Next" w:hAnsi="Avenir Next" w:cs="Avenir Next" w:eastAsia="Avenir Next"/>
                       <w:color w:val="1A1A1A"/>
-                      <w:sz w:val="21"/>
+                      <w:sz w:val="22"/>
                       <w:szCs w:val="21"/>
                     </w:rPr>
                     <w:t xml:space="preserve">$15</w:t>
@@ -3773,19 +3794,42 @@
         <w:tblLook w:val="0000" w:firstRow="0" w:lastRow="0" w:firstColumn="0" w:lastColumn="0" w:noHBand="1" w:noVBand="1"/>
       </w:tblPr>
       <w:tblGrid>
-        <w:gridCol w:w="2000"/>
-        <w:gridCol w:w="2300"/>
-        <w:gridCol w:w="2100"/>
-        <w:gridCol w:w="3104"/>
+        <w:gridCol w:w="1750"/>
+        <w:gridCol w:w="2500"/>
+        <w:gridCol w:w="2200"/>
+        <w:gridCol w:w="3054"/>
       </w:tblGrid>
       <w:tr>
         <w:trPr>
           <w:cantSplit/>
-          <w:trHeight w:val="320" w:hRule="atLeast"/>
+          <w:trHeight w:val="300" w:hRule="atLeast"/>
         </w:trPr>
         <w:tc>
           <w:tcPr>
-            <w:tcW w:w="2000" w:type="dxa"/>
+            <w:tcW w:w="1750" w:type="dxa"/>
+            <w:vAlign w:val="center"/>
+          </w:tcPr>
+          <w:p>
+            <w:pPr>
+              <w:pStyle w:val="Heading2"/>
+              <w:spacing w:before="0" w:after="0" w:line="240" w:lineRule="auto"/>
+            </w:pPr>
+            <w:r>
+              <w:rPr>
+                <w:rFonts w:ascii="Avenir Next" w:hAnsi="Avenir Next" w:cs="Avenir Next" w:eastAsia="Avenir Next"/>
+                <w:b/>
+                <w:color w:val="003A70"/>
+                <w:spacing w:val="12"/>
+                <w:sz w:val="15"/>
+                <w:szCs w:val="15"/>
+              </w:rPr>
+              <w:t xml:space="preserve">CHECK YOURSELF</w:t>
+            </w:r>
+          </w:p>
+        </w:tc>
+        <w:tc>
+          <w:tcPr>
+            <w:tcW w:w="2500" w:type="dxa"/>
             <w:vAlign w:val="center"/>
           </w:tcPr>
           <w:p>
@@ -3794,20 +3838,27 @@
             </w:pPr>
             <w:r>
               <w:rPr>
-                <w:rFonts w:ascii="Avenir Next" w:hAnsi="Avenir Next" w:cs="Avenir Next" w:eastAsia="Avenir Next"/>
-                <w:b/>
-                <w:color w:val="003A70"/>
-                <w:spacing w:val="12"/>
-                <w:sz w:val="15"/>
-                <w:szCs w:val="15"/>
-              </w:rPr>
-              <w:t xml:space="preserve">CHECK YOURSELF</w:t>
+                <w:rFonts w:ascii="Arial" w:hAnsi="Arial" w:cs="Arial" w:eastAsia="Arial"/>
+                <w:color w:val="1A1A1A"/>
+                <w:sz w:val="20"/>
+                <w:szCs w:val="20"/>
+              </w:rPr>
+              <w:t xml:space="preserve">□</w:t>
+            </w:r>
+            <w:r>
+              <w:rPr>
+                <w:rFonts w:ascii="Avenir Next" w:hAnsi="Avenir Next" w:cs="Avenir Next" w:eastAsia="Avenir Next"/>
+                <w:color w:val="1A1A1A"/>
+                <w:sz w:val="17"/>
+                <w:szCs w:val="17"/>
+              </w:rPr>
+              <w:t xml:space="preserve">  I can do this on my own</w:t>
             </w:r>
           </w:p>
         </w:tc>
         <w:tc>
           <w:tcPr>
-            <w:tcW w:w="2300" w:type="dxa"/>
+            <w:tcW w:w="2200" w:type="dxa"/>
             <w:vAlign w:val="center"/>
           </w:tcPr>
           <w:p>
@@ -3818,8 +3869,8 @@
               <w:rPr>
                 <w:rFonts w:ascii="Arial" w:hAnsi="Arial" w:cs="Arial" w:eastAsia="Arial"/>
                 <w:color w:val="1A1A1A"/>
-                <w:sz w:val="24"/>
-                <w:szCs w:val="24"/>
+                <w:sz w:val="20"/>
+                <w:szCs w:val="20"/>
               </w:rPr>
               <w:t xml:space="preserve">□</w:t>
             </w:r>
@@ -3830,13 +3881,13 @@
                 <w:sz w:val="17"/>
                 <w:szCs w:val="17"/>
               </w:rPr>
-              <w:t xml:space="preserve">  I can do this on my own</w:t>
+              <w:t xml:space="preserve">  I need a little help</w:t>
             </w:r>
           </w:p>
         </w:tc>
         <w:tc>
           <w:tcPr>
-            <w:tcW w:w="2100" w:type="dxa"/>
+            <w:tcW w:w="3054" w:type="dxa"/>
             <w:vAlign w:val="center"/>
           </w:tcPr>
           <w:p>
@@ -3847,37 +3898,8 @@
               <w:rPr>
                 <w:rFonts w:ascii="Arial" w:hAnsi="Arial" w:cs="Arial" w:eastAsia="Arial"/>
                 <w:color w:val="1A1A1A"/>
-                <w:sz w:val="24"/>
-                <w:szCs w:val="24"/>
-              </w:rPr>
-              <w:t xml:space="preserve">□</w:t>
-            </w:r>
-            <w:r>
-              <w:rPr>
-                <w:rFonts w:ascii="Avenir Next" w:hAnsi="Avenir Next" w:cs="Avenir Next" w:eastAsia="Avenir Next"/>
-                <w:color w:val="1A1A1A"/>
-                <w:sz w:val="17"/>
-                <w:szCs w:val="17"/>
-              </w:rPr>
-              <w:t xml:space="preserve">  I need a little help</w:t>
-            </w:r>
-          </w:p>
-        </w:tc>
-        <w:tc>
-          <w:tcPr>
-            <w:tcW w:w="3104" w:type="dxa"/>
-            <w:vAlign w:val="center"/>
-          </w:tcPr>
-          <w:p>
-            <w:pPr>
-              <w:spacing w:before="0" w:after="0" w:line="240" w:lineRule="auto"/>
-            </w:pPr>
-            <w:r>
-              <w:rPr>
-                <w:rFonts w:ascii="Arial" w:hAnsi="Arial" w:cs="Arial" w:eastAsia="Arial"/>
-                <w:color w:val="1A1A1A"/>
-                <w:sz w:val="24"/>
-                <w:szCs w:val="24"/>
+                <w:sz w:val="20"/>
+                <w:szCs w:val="20"/>
               </w:rPr>
               <w:t xml:space="preserve">□</w:t>
             </w:r>
@@ -3912,7 +3934,7 @@
     <w:sectPr>
       <w:footerReference w:type="default" r:id="rIdFooter1"/>
       <w:pgSz w:w="12240" w:h="15840"/>
-      <w:pgMar w:top="893" w:right="1224" w:bottom="835" w:left="1512" w:header="432" w:footer="432" w:gutter="0"/>
+      <w:pgMar w:top="780" w:right="1224" w:bottom="760" w:left="1512" w:header="432" w:footer="432" w:gutter="0"/>
       <w:cols w:space="720"/>
     </w:sectPr>
   </w:body>
@@ -3992,7 +4014,106 @@
               <w:sz w:val="15"/>
               <w:szCs w:val="15"/>
             </w:rPr>
-            <w:t xml:space="preserve">Lesson 3-4  ·  Session 1  ·  Prerequisite Practice B</w:t>
+            <w:t xml:space="preserve">3-4 · Page </w:t>
+          </w:r>
+          <w:r>
+            <w:rPr>
+              <w:rFonts w:ascii="Avenir Next" w:hAnsi="Avenir Next" w:cs="Avenir Next" w:eastAsia="Avenir Next"/>
+              <w:color w:val="5A5F66"/>
+              <w:sz w:val="15"/>
+              <w:szCs w:val="15"/>
+            </w:rPr>
+            <w:fldChar w:fldCharType="begin"/>
+          </w:r>
+          <w:r>
+            <w:rPr>
+              <w:rFonts w:ascii="Avenir Next" w:hAnsi="Avenir Next" w:cs="Avenir Next" w:eastAsia="Avenir Next"/>
+              <w:color w:val="5A5F66"/>
+              <w:sz w:val="15"/>
+              <w:szCs w:val="15"/>
+            </w:rPr>
+            <w:instrText xml:space="preserve"> PAGE </w:instrText>
+          </w:r>
+          <w:r>
+            <w:rPr>
+              <w:rFonts w:ascii="Avenir Next" w:hAnsi="Avenir Next" w:cs="Avenir Next" w:eastAsia="Avenir Next"/>
+              <w:color w:val="5A5F66"/>
+              <w:sz w:val="15"/>
+              <w:szCs w:val="15"/>
+            </w:rPr>
+            <w:fldChar w:fldCharType="separate"/>
+          </w:r>
+          <w:r>
+            <w:rPr>
+              <w:rFonts w:ascii="Avenir Next" w:hAnsi="Avenir Next" w:cs="Avenir Next" w:eastAsia="Avenir Next"/>
+              <w:color w:val="5A5F66"/>
+              <w:sz w:val="15"/>
+              <w:szCs w:val="15"/>
+            </w:rPr>
+            <w:t xml:space="preserve">1</w:t>
+          </w:r>
+          <w:r>
+            <w:rPr>
+              <w:rFonts w:ascii="Avenir Next" w:hAnsi="Avenir Next" w:cs="Avenir Next" w:eastAsia="Avenir Next"/>
+              <w:color w:val="5A5F66"/>
+              <w:sz w:val="15"/>
+              <w:szCs w:val="15"/>
+            </w:rPr>
+            <w:fldChar w:fldCharType="end"/>
+          </w:r>
+          <w:r>
+            <w:rPr>
+              <w:rFonts w:ascii="Avenir Next" w:hAnsi="Avenir Next" w:cs="Avenir Next" w:eastAsia="Avenir Next"/>
+              <w:color w:val="5A5F66"/>
+              <w:sz w:val="15"/>
+              <w:szCs w:val="15"/>
+            </w:rPr>
+            <w:t xml:space="preserve"> of </w:t>
+          </w:r>
+          <w:r>
+            <w:rPr>
+              <w:rFonts w:ascii="Avenir Next" w:hAnsi="Avenir Next" w:cs="Avenir Next" w:eastAsia="Avenir Next"/>
+              <w:color w:val="5A5F66"/>
+              <w:sz w:val="15"/>
+              <w:szCs w:val="15"/>
+            </w:rPr>
+            <w:fldChar w:fldCharType="begin"/>
+          </w:r>
+          <w:r>
+            <w:rPr>
+              <w:rFonts w:ascii="Avenir Next" w:hAnsi="Avenir Next" w:cs="Avenir Next" w:eastAsia="Avenir Next"/>
+              <w:color w:val="5A5F66"/>
+              <w:sz w:val="15"/>
+              <w:szCs w:val="15"/>
+            </w:rPr>
+            <w:instrText xml:space="preserve"> NUMPAGES </w:instrText>
+          </w:r>
+          <w:r>
+            <w:rPr>
+              <w:rFonts w:ascii="Avenir Next" w:hAnsi="Avenir Next" w:cs="Avenir Next" w:eastAsia="Avenir Next"/>
+              <w:color w:val="5A5F66"/>
+              <w:sz w:val="15"/>
+              <w:szCs w:val="15"/>
+            </w:rPr>
+            <w:fldChar w:fldCharType="separate"/>
+          </w:r>
+          <w:r>
+            <w:rPr>
+              <w:rFonts w:ascii="Avenir Next" w:hAnsi="Avenir Next" w:cs="Avenir Next" w:eastAsia="Avenir Next"/>
+              <w:color w:val="5A5F66"/>
+              <w:sz w:val="15"/>
+              <w:szCs w:val="15"/>
+            </w:rPr>
+            <w:t xml:space="preserve">1</w:t>
+          </w:r>
+          <w:r>
+            <w:rPr>
+              <w:rFonts w:ascii="Avenir Next" w:hAnsi="Avenir Next" w:cs="Avenir Next" w:eastAsia="Avenir Next"/>
+              <w:color w:val="5A5F66"/>
+              <w:sz w:val="15"/>
+              <w:szCs w:val="15"/>
+            </w:rPr>
+            <w:fldChar w:fldCharType="end"/>
           </w:r>
         </w:p>
       </w:tc>
@@ -4035,5 +4156,23 @@
       </w:tblCellMar>
     </w:tblPr>
   </w:style>
+  <w:style w:type="paragraph" w:styleId="Heading1">
+    <w:name w:val="heading 1"/>
+    <w:basedOn w:val="Normal"/>
+    <w:pPr>
+      <w:outlineLvl w:val="0"/>
+      <w:keepNext w:val="0"/>
+      <w:keepLines w:val="0"/>
+    </w:pPr>
+  </w:style>
+  <w:style w:type="paragraph" w:styleId="Heading2">
+    <w:name w:val="heading 2"/>
+    <w:basedOn w:val="Normal"/>
+    <w:pPr>
+      <w:outlineLvl w:val="1"/>
+      <w:keepNext w:val="0"/>
+      <w:keepLines w:val="0"/>
+    </w:pPr>
+  </w:style>
 </w:styles>
 </file>